--- a/Курсовая/отчет/Расчетно пояснительная записка.docx
+++ b/Курсовая/отчет/Расчетно пояснительная записка.docx
@@ -1695,7 +1695,6 @@
           <w:sz w:val="28"/>
           <w:szCs w:val="28"/>
           <w:highlight w:val="none"/>
-          <w:lang w:val="en-US"/>
         </w:rPr>
       </w:r>
       <w:r>
@@ -1744,6 +1743,7 @@
           <w:sz w:val="28"/>
           <w:szCs w:val="28"/>
           <w:highlight w:val="none"/>
+          <w:lang w:val="en-US"/>
         </w:rPr>
       </w:r>
       <w:r>
@@ -1782,7 +1782,7 @@
           <mc:Choice Requires="wpg">
             <w:drawing>
               <wp:inline xmlns:wp="http://schemas.openxmlformats.org/drawingml/2006/wordprocessingDrawing" distT="0" distB="0" distL="0" distR="0">
-                <wp:extent cx="5940425" cy="4119416"/>
+                <wp:extent cx="5940425" cy="4224850"/>
                 <wp:effectExtent l="0" t="0" r="0" b="0"/>
                 <wp:docPr id="4" name=""/>
                 <wp:cNvGraphicFramePr>
@@ -1792,7 +1792,7 @@
                   <a:graphicData uri="http://schemas.openxmlformats.org/drawingml/2006/picture">
                     <pic:pic xmlns:pic="http://schemas.openxmlformats.org/drawingml/2006/picture">
                       <pic:nvPicPr>
-                        <pic:cNvPr id="1666422086" name=""/>
+                        <pic:cNvPr id="1022320065" name=""/>
                         <pic:cNvPicPr>
                           <a:picLocks noChangeAspect="1"/>
                         </pic:cNvPicPr>
@@ -1805,7 +1805,7 @@
                       <pic:spPr bwMode="auto">
                         <a:xfrm>
                           <a:off x="0" y="0"/>
-                          <a:ext cx="5940424" cy="4119416"/>
+                          <a:ext cx="5940424" cy="4224849"/>
                         </a:xfrm>
                         <a:prstGeom prst="rect">
                           <a:avLst/>
@@ -1838,7 +1838,7 @@
                 <v:path o:extrusionok="f" gradientshapeok="t" o:connecttype="rect"/>
                 <o:lock v:ext="edit" aspectratio="t"/>
               </v:shapetype>
-              <v:shape id="_x0000_i38" o:spid="_x0000_s38" type="#_x0000_t75" style="width:467.75pt;height:324.36pt;mso-wrap-distance-left:0.00pt;mso-wrap-distance-top:0.00pt;mso-wrap-distance-right:0.00pt;mso-wrap-distance-bottom:0.00pt;z-index:1;" stroked="false">
+              <v:shape id="_x0000_i38" o:spid="_x0000_s38" type="#_x0000_t75" style="width:467.75pt;height:332.67pt;mso-wrap-distance-left:0.00pt;mso-wrap-distance-top:0.00pt;mso-wrap-distance-right:0.00pt;mso-wrap-distance-bottom:0.00pt;z-index:1;" stroked="false">
                 <v:imagedata r:id="rId16" o:title=""/>
                 <o:lock v:ext="edit" rotation="t"/>
               </v:shape>
@@ -1851,6 +1851,15 @@
           <w:sz w:val="28"/>
           <w:szCs w:val="28"/>
           <w:highlight w:val="none"/>
+          <w:lang w:val="ru-RU"/>
+        </w:rPr>
+      </w:r>
+      <w:r/>
+      <w:r>
+        <w:rPr>
+          <w:sz w:val="28"/>
+          <w:szCs w:val="28"/>
+          <w:highlight w:val="none"/>
         </w:rPr>
       </w:r>
       <w:r>
@@ -1944,7 +1953,7 @@
           <mc:Choice Requires="wpg">
             <w:drawing>
               <wp:inline xmlns:wp="http://schemas.openxmlformats.org/drawingml/2006/wordprocessingDrawing" distT="0" distB="0" distL="0" distR="0">
-                <wp:extent cx="5940425" cy="4117906"/>
+                <wp:extent cx="5940425" cy="4224193"/>
                 <wp:effectExtent l="0" t="0" r="0" b="0"/>
                 <wp:docPr id="5" name=""/>
                 <wp:cNvGraphicFramePr>
@@ -1954,7 +1963,7 @@
                   <a:graphicData uri="http://schemas.openxmlformats.org/drawingml/2006/picture">
                     <pic:pic xmlns:pic="http://schemas.openxmlformats.org/drawingml/2006/picture">
                       <pic:nvPicPr>
-                        <pic:cNvPr id="1692233359" name=""/>
+                        <pic:cNvPr id="1994121038" name=""/>
                         <pic:cNvPicPr>
                           <a:picLocks noChangeAspect="1"/>
                         </pic:cNvPicPr>
@@ -1967,7 +1976,7 @@
                       <pic:spPr bwMode="auto">
                         <a:xfrm>
                           <a:off x="0" y="0"/>
-                          <a:ext cx="5940423" cy="4117905"/>
+                          <a:ext cx="5940424" cy="4224192"/>
                         </a:xfrm>
                         <a:prstGeom prst="rect">
                           <a:avLst/>
@@ -2000,7 +2009,7 @@
                 <v:path o:extrusionok="f" gradientshapeok="t" o:connecttype="rect"/>
                 <o:lock v:ext="edit" aspectratio="t"/>
               </v:shapetype>
-              <v:shape id="_x0000_i39" o:spid="_x0000_s39" type="#_x0000_t75" style="width:467.75pt;height:324.24pt;mso-wrap-distance-left:0.00pt;mso-wrap-distance-top:0.00pt;mso-wrap-distance-right:0.00pt;mso-wrap-distance-bottom:0.00pt;z-index:1;" stroked="false">
+              <v:shape id="_x0000_i39" o:spid="_x0000_s39" type="#_x0000_t75" style="width:467.75pt;height:332.61pt;mso-wrap-distance-left:0.00pt;mso-wrap-distance-top:0.00pt;mso-wrap-distance-right:0.00pt;mso-wrap-distance-bottom:0.00pt;z-index:1;" stroked="false">
                 <v:imagedata r:id="rId17" o:title=""/>
                 <o:lock v:ext="edit" rotation="t"/>
               </v:shape>
@@ -2013,6 +2022,15 @@
           <w:sz w:val="28"/>
           <w:szCs w:val="28"/>
           <w:highlight w:val="none"/>
+          <w:lang w:val="ru-RU"/>
+        </w:rPr>
+      </w:r>
+      <w:r/>
+      <w:r>
+        <w:rPr>
+          <w:sz w:val="28"/>
+          <w:szCs w:val="28"/>
+          <w:highlight w:val="none"/>
         </w:rPr>
       </w:r>
       <w:r>
@@ -2044,37 +2062,31 @@
           <w:lang w:val="ru-RU"/>
         </w:rPr>
         <w:br w:type="page" w:clear="all"/>
-      </w:r>
-      <w:r>
-        <w:rPr>
-          <w:sz w:val="28"/>
-          <w:szCs w:val="28"/>
-          <w:highlight w:val="none"/>
-        </w:rPr>
-      </w:r>
-      <w:r>
-        <w:rPr>
-          <w:sz w:val="28"/>
-          <w:szCs w:val="28"/>
-          <w:highlight w:val="none"/>
-        </w:rPr>
-      </w:r>
-    </w:p>
-    <w:p>
-      <w:pPr>
-        <w:suppressLineNumbers w:val="false"/>
-        <w:pBdr/>
-        <w:spacing w:after="0" w:before="0" w:line="360" w:lineRule="auto"/>
-        <w:ind w:firstLine="709"/>
-        <w:contextualSpacing w:val="false"/>
-        <w:jc w:val="left"/>
+        <w:tab/>
+      </w:r>
+      <w:r>
+        <w:rPr>
+          <w:sz w:val="28"/>
+          <w:szCs w:val="28"/>
+          <w:highlight w:val="none"/>
+        </w:rPr>
+      </w:r>
+      <w:r>
+        <w:rPr>
+          <w:sz w:val="28"/>
+          <w:szCs w:val="28"/>
+          <w:highlight w:val="none"/>
+        </w:rPr>
+      </w:r>
+      <w:r>
         <w:rPr>
           <w:sz w:val="28"/>
           <w:szCs w:val="28"/>
           <w:highlight w:val="none"/>
           <w:lang w:val="ru-RU"/>
         </w:rPr>
-      </w:pPr>
+        <w:t xml:space="preserve">1.4.2 Диаграмма декомпозиции (Право доступа клиент)</w:t>
+      </w:r>
       <w:r>
         <w:rPr>
           <w:sz w:val="28"/>
@@ -2082,7 +2094,6 @@
           <w:highlight w:val="none"/>
           <w:lang w:val="ru-RU"/>
         </w:rPr>
-        <w:t xml:space="preserve">1.4.2 Диаграмма декомпозиции (Право доступа клиент)</w:t>
       </w:r>
       <w:r>
         <w:rPr>
@@ -2097,7 +2108,6 @@
           <w:sz w:val="28"/>
           <w:szCs w:val="28"/>
           <w:highlight w:val="none"/>
-          <w:lang w:val="ru-RU"/>
         </w:rPr>
       </w:r>
     </w:p>
@@ -2126,7 +2136,7 @@
           <mc:Choice Requires="wpg">
             <w:drawing>
               <wp:inline xmlns:wp="http://schemas.openxmlformats.org/drawingml/2006/wordprocessingDrawing" distT="0" distB="0" distL="0" distR="0">
-                <wp:extent cx="5940425" cy="4117906"/>
+                <wp:extent cx="5940425" cy="4111464"/>
                 <wp:effectExtent l="0" t="0" r="0" b="0"/>
                 <wp:docPr id="6" name=""/>
                 <wp:cNvGraphicFramePr>
@@ -2136,7 +2146,7 @@
                   <a:graphicData uri="http://schemas.openxmlformats.org/drawingml/2006/picture">
                     <pic:pic xmlns:pic="http://schemas.openxmlformats.org/drawingml/2006/picture">
                       <pic:nvPicPr>
-                        <pic:cNvPr id="238455718" name=""/>
+                        <pic:cNvPr id="474692028" name=""/>
                         <pic:cNvPicPr>
                           <a:picLocks noChangeAspect="1"/>
                         </pic:cNvPicPr>
@@ -2149,7 +2159,7 @@
                       <pic:spPr bwMode="auto">
                         <a:xfrm>
                           <a:off x="0" y="0"/>
-                          <a:ext cx="5940424" cy="4117906"/>
+                          <a:ext cx="5940424" cy="4111464"/>
                         </a:xfrm>
                         <a:prstGeom prst="rect">
                           <a:avLst/>
@@ -2182,7 +2192,7 @@
                 <v:path o:extrusionok="f" gradientshapeok="t" o:connecttype="rect"/>
                 <o:lock v:ext="edit" aspectratio="t"/>
               </v:shapetype>
-              <v:shape id="_x0000_i40" o:spid="_x0000_s40" type="#_x0000_t75" style="width:467.75pt;height:324.24pt;mso-wrap-distance-left:0.00pt;mso-wrap-distance-top:0.00pt;mso-wrap-distance-right:0.00pt;mso-wrap-distance-bottom:0.00pt;z-index:1;" stroked="false">
+              <v:shape id="_x0000_i40" o:spid="_x0000_s40" type="#_x0000_t75" style="width:467.75pt;height:323.74pt;mso-wrap-distance-left:0.00pt;mso-wrap-distance-top:0.00pt;mso-wrap-distance-right:0.00pt;mso-wrap-distance-bottom:0.00pt;z-index:1;" stroked="false">
                 <v:imagedata r:id="rId18" o:title=""/>
                 <o:lock v:ext="edit" rotation="t"/>
               </v:shape>
@@ -2197,6 +2207,24 @@
           <w:highlight w:val="none"/>
           <w:lang w:val="ru-RU"/>
         </w:rPr>
+      </w:r>
+      <w:r/>
+      <w:r>
+        <w:rPr>
+          <w:sz w:val="28"/>
+          <w:szCs w:val="28"/>
+          <w:highlight w:val="none"/>
+          <w:lang w:val="ru-RU"/>
+        </w:rPr>
+      </w:r>
+      <w:r/>
+      <w:r>
+        <w:rPr>
+          <w:sz w:val="28"/>
+          <w:szCs w:val="28"/>
+          <w:highlight w:val="none"/>
+          <w:lang w:val="ru-RU"/>
+        </w:rPr>
         <w:tab/>
         <w:t xml:space="preserve">1.4.3 Диаграмма декомпозиции (Право доступа Администратор)</w:t>
       </w:r>
@@ -2238,7 +2266,7 @@
           <mc:Choice Requires="wpg">
             <w:drawing>
               <wp:inline xmlns:wp="http://schemas.openxmlformats.org/drawingml/2006/wordprocessingDrawing" distT="0" distB="0" distL="0" distR="0">
-                <wp:extent cx="5940425" cy="4124747"/>
+                <wp:extent cx="5940425" cy="4124338"/>
                 <wp:effectExtent l="0" t="0" r="0" b="0"/>
                 <wp:docPr id="7" name=""/>
                 <wp:cNvGraphicFramePr>
@@ -2248,7 +2276,7 @@
                   <a:graphicData uri="http://schemas.openxmlformats.org/drawingml/2006/picture">
                     <pic:pic xmlns:pic="http://schemas.openxmlformats.org/drawingml/2006/picture">
                       <pic:nvPicPr>
-                        <pic:cNvPr id="449455251" name=""/>
+                        <pic:cNvPr id="834791043" name=""/>
                         <pic:cNvPicPr>
                           <a:picLocks noChangeAspect="1"/>
                         </pic:cNvPicPr>
@@ -2261,7 +2289,7 @@
                       <pic:spPr bwMode="auto">
                         <a:xfrm>
                           <a:off x="0" y="0"/>
-                          <a:ext cx="5940424" cy="4124746"/>
+                          <a:ext cx="5940424" cy="4124337"/>
                         </a:xfrm>
                         <a:prstGeom prst="rect">
                           <a:avLst/>
@@ -2294,7 +2322,7 @@
                 <v:path o:extrusionok="f" gradientshapeok="t" o:connecttype="rect"/>
                 <o:lock v:ext="edit" aspectratio="t"/>
               </v:shapetype>
-              <v:shape id="_x0000_i41" o:spid="_x0000_s41" type="#_x0000_t75" style="width:467.75pt;height:324.78pt;mso-wrap-distance-left:0.00pt;mso-wrap-distance-top:0.00pt;mso-wrap-distance-right:0.00pt;mso-wrap-distance-bottom:0.00pt;z-index:1;" stroked="false">
+              <v:shape id="_x0000_i41" o:spid="_x0000_s41" type="#_x0000_t75" style="width:467.75pt;height:324.75pt;mso-wrap-distance-left:0.00pt;mso-wrap-distance-top:0.00pt;mso-wrap-distance-right:0.00pt;mso-wrap-distance-bottom:0.00pt;z-index:1;" stroked="false">
                 <v:imagedata r:id="rId19" o:title=""/>
                 <o:lock v:ext="edit" rotation="t"/>
               </v:shape>
@@ -2307,6 +2335,24 @@
           <w:sz w:val="28"/>
           <w:szCs w:val="28"/>
           <w:highlight w:val="none"/>
+          <w:lang w:val="ru-RU"/>
+        </w:rPr>
+      </w:r>
+      <w:r/>
+      <w:r>
+        <w:rPr>
+          <w:sz w:val="28"/>
+          <w:szCs w:val="28"/>
+          <w:highlight w:val="none"/>
+          <w:lang w:val="ru-RU"/>
+        </w:rPr>
+      </w:r>
+      <w:r/>
+      <w:r>
+        <w:rPr>
+          <w:sz w:val="28"/>
+          <w:szCs w:val="28"/>
+          <w:highlight w:val="none"/>
         </w:rPr>
       </w:r>
       <w:r>
@@ -2429,7 +2475,7 @@
           <mc:Choice Requires="wpg">
             <w:drawing>
               <wp:inline xmlns:wp="http://schemas.openxmlformats.org/drawingml/2006/wordprocessingDrawing" distT="0" distB="0" distL="0" distR="0">
-                <wp:extent cx="5940425" cy="4109945"/>
+                <wp:extent cx="5940425" cy="4122832"/>
                 <wp:effectExtent l="0" t="0" r="0" b="0"/>
                 <wp:docPr id="8" name=""/>
                 <wp:cNvGraphicFramePr>
@@ -2439,7 +2485,7 @@
                   <a:graphicData uri="http://schemas.openxmlformats.org/drawingml/2006/picture">
                     <pic:pic xmlns:pic="http://schemas.openxmlformats.org/drawingml/2006/picture">
                       <pic:nvPicPr>
-                        <pic:cNvPr id="771530595" name=""/>
+                        <pic:cNvPr id="847947351" name=""/>
                         <pic:cNvPicPr>
                           <a:picLocks noChangeAspect="1"/>
                         </pic:cNvPicPr>
@@ -2452,7 +2498,7 @@
                       <pic:spPr bwMode="auto">
                         <a:xfrm>
                           <a:off x="0" y="0"/>
-                          <a:ext cx="5940424" cy="4109945"/>
+                          <a:ext cx="5940424" cy="4122831"/>
                         </a:xfrm>
                         <a:prstGeom prst="rect">
                           <a:avLst/>
@@ -2485,7 +2531,7 @@
                 <v:path o:extrusionok="f" gradientshapeok="t" o:connecttype="rect"/>
                 <o:lock v:ext="edit" aspectratio="t"/>
               </v:shapetype>
-              <v:shape id="_x0000_i42" o:spid="_x0000_s42" type="#_x0000_t75" style="width:467.75pt;height:323.62pt;mso-wrap-distance-left:0.00pt;mso-wrap-distance-top:0.00pt;mso-wrap-distance-right:0.00pt;mso-wrap-distance-bottom:0.00pt;z-index:1;" stroked="false">
+              <v:shape id="_x0000_i42" o:spid="_x0000_s42" type="#_x0000_t75" style="width:467.75pt;height:324.63pt;mso-wrap-distance-left:0.00pt;mso-wrap-distance-top:0.00pt;mso-wrap-distance-right:0.00pt;mso-wrap-distance-bottom:0.00pt;z-index:1;" stroked="false">
                 <v:imagedata r:id="rId20" o:title=""/>
                 <o:lock v:ext="edit" rotation="t"/>
               </v:shape>
@@ -2493,6 +2539,15 @@
           </mc:Fallback>
         </mc:AlternateContent>
       </w:r>
+      <w:r>
+        <w:rPr>
+          <w:sz w:val="28"/>
+          <w:szCs w:val="28"/>
+          <w:highlight w:val="none"/>
+          <w:lang w:val="ru-RU"/>
+        </w:rPr>
+      </w:r>
+      <w:r/>
       <w:r>
         <w:rPr>
           <w:highlight w:val="none"/>
@@ -3926,7 +3981,6 @@
           <w:sz w:val="28"/>
           <w:szCs w:val="28"/>
           <w:highlight w:val="none"/>
-          <w:lang w:val="ru-RU"/>
         </w:rPr>
       </w:r>
       <w:r>
@@ -3966,6 +4020,7 @@
           <w:sz w:val="28"/>
           <w:szCs w:val="28"/>
           <w:highlight w:val="none"/>
+          <w:lang w:val="ru-RU"/>
         </w:rPr>
       </w:r>
       <w:r>
@@ -4413,29 +4468,40 @@
           <w:sz w:val="28"/>
           <w:szCs w:val="28"/>
           <w:highlight w:val="none"/>
-        </w:rPr>
-      </w:pPr>
-      <w:r>
-        <w:rPr>
-          <w:sz w:val="28"/>
-          <w:szCs w:val="28"/>
-          <w:highlight w:val="none"/>
           <w:lang w:val="ru-RU"/>
         </w:rPr>
-        <w:t xml:space="preserve">1.10 Список литературы</w:t>
-      </w:r>
-      <w:r>
-        <w:rPr>
-          <w:sz w:val="28"/>
-          <w:szCs w:val="28"/>
-          <w:highlight w:val="none"/>
-        </w:rPr>
-      </w:r>
-      <w:r>
-        <w:rPr>
-          <w:sz w:val="28"/>
-          <w:szCs w:val="28"/>
-          <w:highlight w:val="none"/>
+      </w:pPr>
+      <w:r>
+        <w:rPr>
+          <w:sz w:val="28"/>
+          <w:szCs w:val="28"/>
+          <w:highlight w:val="none"/>
+          <w:lang w:val="en-US"/>
+        </w:rPr>
+        <w:t xml:space="preserve">1.9.4 </w:t>
+      </w:r>
+      <w:r>
+        <w:rPr>
+          <w:sz w:val="28"/>
+          <w:szCs w:val="28"/>
+          <w:highlight w:val="none"/>
+          <w:lang w:val="ru-RU"/>
+        </w:rPr>
+        <w:t xml:space="preserve">Навигация по программе</w:t>
+      </w:r>
+      <w:r>
+        <w:rPr>
+          <w:sz w:val="28"/>
+          <w:szCs w:val="28"/>
+          <w:highlight w:val="none"/>
+        </w:rPr>
+      </w:r>
+      <w:r>
+        <w:rPr>
+          <w:sz w:val="28"/>
+          <w:szCs w:val="28"/>
+          <w:highlight w:val="none"/>
+          <w:lang w:val="ru-RU"/>
         </w:rPr>
       </w:r>
     </w:p>
@@ -4451,15 +4517,850 @@
           <w:sz w:val="28"/>
           <w:szCs w:val="28"/>
           <w:highlight w:val="none"/>
-        </w:rPr>
-      </w:pPr>
-      <w:r>
-        <w:rPr>
-          <w:sz w:val="28"/>
-          <w:szCs w:val="28"/>
-          <w:highlight w:val="none"/>
           <w:lang w:val="ru-RU"/>
         </w:rPr>
+      </w:pPr>
+      <w:r>
+        <w:rPr>
+          <w:sz w:val="28"/>
+          <w:szCs w:val="28"/>
+          <w:highlight w:val="none"/>
+          <w:lang w:val="ru-RU"/>
+        </w:rPr>
+        <w:t xml:space="preserve">Чтобы </w:t>
+      </w:r>
+      <w:r>
+        <w:rPr>
+          <w:sz w:val="28"/>
+          <w:szCs w:val="28"/>
+          <w:highlight w:val="none"/>
+          <w:lang w:val="en-US"/>
+        </w:rPr>
+        <w:t xml:space="preserve">о</w:t>
+      </w:r>
+      <w:r>
+        <w:rPr>
+          <w:sz w:val="28"/>
+          <w:szCs w:val="28"/>
+          <w:highlight w:val="none"/>
+          <w:lang w:val="ru-RU"/>
+        </w:rPr>
+        <w:t xml:space="preserve">ткрыть нужную страницу, выберете нужную вкладку</w:t>
+      </w:r>
+      <w:r>
+        <w:rPr>
+          <w:sz w:val="28"/>
+          <w:szCs w:val="28"/>
+          <w:highlight w:val="none"/>
+          <w:lang w:val="ru-RU"/>
+        </w:rPr>
+      </w:r>
+      <w:r>
+        <w:rPr>
+          <w:sz w:val="28"/>
+          <w:szCs w:val="28"/>
+          <w:highlight w:val="none"/>
+          <w:lang w:val="ru-RU"/>
+        </w:rPr>
+      </w:r>
+    </w:p>
+    <w:p>
+      <w:pPr>
+        <w:suppressLineNumbers w:val="false"/>
+        <w:pBdr/>
+        <w:spacing w:after="0" w:before="0" w:line="360" w:lineRule="auto"/>
+        <w:ind w:firstLine="0"/>
+        <w:contextualSpacing w:val="false"/>
+        <w:jc w:val="left"/>
+        <w:rPr>
+          <w:sz w:val="28"/>
+          <w:szCs w:val="28"/>
+          <w:highlight w:val="none"/>
+          <w:lang w:val="ru-RU"/>
+        </w:rPr>
+      </w:pPr>
+      <w:r>
+        <w:rPr>
+          <w:sz w:val="28"/>
+          <w:szCs w:val="28"/>
+          <w:highlight w:val="none"/>
+          <w:lang w:val="ru-RU"/>
+        </w:rPr>
+      </w:r>
+      <w:r>
+        <mc:AlternateContent>
+          <mc:Choice Requires="wpg">
+            <w:drawing>
+              <wp:inline xmlns:wp="http://schemas.openxmlformats.org/drawingml/2006/wordprocessingDrawing" distT="0" distB="0" distL="0" distR="0">
+                <wp:extent cx="2594950" cy="1763235"/>
+                <wp:effectExtent l="0" t="0" r="0" b="0"/>
+                <wp:docPr id="10" name=""/>
+                <wp:cNvGraphicFramePr>
+                  <a:graphicFrameLocks xmlns:a="http://schemas.openxmlformats.org/drawingml/2006/main" noChangeAspect="1"/>
+                </wp:cNvGraphicFramePr>
+                <a:graphic xmlns:a="http://schemas.openxmlformats.org/drawingml/2006/main">
+                  <a:graphicData uri="http://schemas.openxmlformats.org/drawingml/2006/picture">
+                    <pic:pic xmlns:pic="http://schemas.openxmlformats.org/drawingml/2006/picture">
+                      <pic:nvPicPr>
+                        <pic:cNvPr id="912697907" name=""/>
+                        <pic:cNvPicPr>
+                          <a:picLocks noChangeAspect="1"/>
+                        </pic:cNvPicPr>
+                        <pic:nvPr/>
+                      </pic:nvPicPr>
+                      <pic:blipFill>
+                        <a:blip r:embed="rId22"/>
+                        <a:stretch/>
+                      </pic:blipFill>
+                      <pic:spPr bwMode="auto">
+                        <a:xfrm flipH="0" flipV="0">
+                          <a:off x="0" y="0"/>
+                          <a:ext cx="2594949" cy="1763235"/>
+                        </a:xfrm>
+                        <a:prstGeom prst="rect">
+                          <a:avLst/>
+                        </a:prstGeom>
+                      </pic:spPr>
+                    </pic:pic>
+                  </a:graphicData>
+                </a:graphic>
+              </wp:inline>
+            </w:drawing>
+          </mc:Choice>
+          <mc:Fallback>
+            <w:pict>
+              <v:shapetype id="_x0000_t75" coordsize="21600,21600" o:spt="75" o:preferrelative="t" path="m@4@5l@4@11@9@11@9@5xe" filled="f" stroked="f">
+                <v:stroke joinstyle="miter"/>
+                <v:formulas>
+                  <v:f eqn="if lineDrawn pixelLineWidth 0"/>
+                  <v:f eqn="sum @0 1 0"/>
+                  <v:f eqn="sum 0 0 @1"/>
+                  <v:f eqn="prod @2 1 2"/>
+                  <v:f eqn="prod @3 21600 pixelWidth"/>
+                  <v:f eqn="prod @3 21600 pixelHeight"/>
+                  <v:f eqn="sum @0 0 1"/>
+                  <v:f eqn="prod @6 1 2"/>
+                  <v:f eqn="prod @7 21600 pixelWidth"/>
+                  <v:f eqn="sum @8 21600 0"/>
+                  <v:f eqn="prod @7 21600 pixelHeight"/>
+                  <v:f eqn="sum @10 21600 0"/>
+                </v:formulas>
+                <v:path o:extrusionok="f" gradientshapeok="t" o:connecttype="rect"/>
+                <o:lock v:ext="edit" aspectratio="t"/>
+              </v:shapetype>
+              <v:shape id="_x0000_i44" o:spid="_x0000_s44" type="#_x0000_t75" style="width:204.33pt;height:138.84pt;mso-wrap-distance-left:0.00pt;mso-wrap-distance-top:0.00pt;mso-wrap-distance-right:0.00pt;mso-wrap-distance-bottom:0.00pt;z-index:1;" stroked="false">
+                <v:imagedata r:id="rId22" o:title=""/>
+                <o:lock v:ext="edit" rotation="t"/>
+              </v:shape>
+            </w:pict>
+          </mc:Fallback>
+        </mc:AlternateContent>
+      </w:r>
+      <w:r>
+        <w:rPr>
+          <w:sz w:val="28"/>
+          <w:szCs w:val="28"/>
+          <w:highlight w:val="none"/>
+          <w:lang w:val="ru-RU"/>
+        </w:rPr>
+      </w:r>
+      <w:r>
+        <w:rPr>
+          <w:sz w:val="28"/>
+          <w:szCs w:val="28"/>
+          <w:highlight w:val="none"/>
+          <w:lang w:val="ru-RU"/>
+        </w:rPr>
+      </w:r>
+    </w:p>
+    <w:p>
+      <w:pPr>
+        <w:suppressLineNumbers w:val="false"/>
+        <w:pBdr/>
+        <w:spacing w:after="0" w:before="0" w:line="360" w:lineRule="auto"/>
+        <w:ind w:firstLine="0"/>
+        <w:contextualSpacing w:val="false"/>
+        <w:jc w:val="left"/>
+        <w:rPr>
+          <w:sz w:val="28"/>
+          <w:szCs w:val="28"/>
+          <w:highlight w:val="none"/>
+          <w:lang w:val="ru-RU"/>
+        </w:rPr>
+      </w:pPr>
+      <w:r>
+        <w:rPr>
+          <w:sz w:val="28"/>
+          <w:szCs w:val="28"/>
+          <w:highlight w:val="none"/>
+          <w:lang w:val="en-US"/>
+        </w:rPr>
+        <w:tab/>
+      </w:r>
+      <w:r>
+        <w:rPr>
+          <w:sz w:val="28"/>
+          <w:szCs w:val="28"/>
+          <w:highlight w:val="none"/>
+          <w:lang w:val="ru-RU"/>
+        </w:rPr>
+        <w:t xml:space="preserve">Чтобы найти нужный продукт, нужно ввести его название в выделенное поле</w:t>
+      </w:r>
+      <w:r>
+        <w:rPr>
+          <w:sz w:val="28"/>
+          <w:szCs w:val="28"/>
+          <w:highlight w:val="none"/>
+          <w:lang w:val="ru-RU"/>
+        </w:rPr>
+      </w:r>
+      <w:r>
+        <w:rPr>
+          <w:sz w:val="28"/>
+          <w:szCs w:val="28"/>
+          <w:highlight w:val="none"/>
+          <w:lang w:val="ru-RU"/>
+        </w:rPr>
+      </w:r>
+    </w:p>
+    <w:p>
+      <w:pPr>
+        <w:suppressLineNumbers w:val="false"/>
+        <w:pBdr/>
+        <w:spacing w:after="0" w:before="0" w:line="360" w:lineRule="auto"/>
+        <w:ind w:firstLine="0"/>
+        <w:contextualSpacing w:val="false"/>
+        <w:jc w:val="left"/>
+        <w:rPr>
+          <w:sz w:val="28"/>
+          <w:szCs w:val="28"/>
+          <w:highlight w:val="none"/>
+          <w:lang w:val="ru-RU"/>
+        </w:rPr>
+      </w:pPr>
+      <w:r>
+        <w:rPr>
+          <w:sz w:val="28"/>
+          <w:szCs w:val="28"/>
+          <w:highlight w:val="none"/>
+          <w:lang w:val="ru-RU"/>
+        </w:rPr>
+      </w:r>
+      <w:r>
+        <mc:AlternateContent>
+          <mc:Choice Requires="wpg">
+            <w:drawing>
+              <wp:inline xmlns:wp="http://schemas.openxmlformats.org/drawingml/2006/wordprocessingDrawing" distT="0" distB="0" distL="0" distR="0">
+                <wp:extent cx="2378415" cy="1616102"/>
+                <wp:effectExtent l="0" t="0" r="0" b="0"/>
+                <wp:docPr id="11" name=""/>
+                <wp:cNvGraphicFramePr>
+                  <a:graphicFrameLocks xmlns:a="http://schemas.openxmlformats.org/drawingml/2006/main" noChangeAspect="1"/>
+                </wp:cNvGraphicFramePr>
+                <a:graphic xmlns:a="http://schemas.openxmlformats.org/drawingml/2006/main">
+                  <a:graphicData uri="http://schemas.openxmlformats.org/drawingml/2006/picture">
+                    <pic:pic xmlns:pic="http://schemas.openxmlformats.org/drawingml/2006/picture">
+                      <pic:nvPicPr>
+                        <pic:cNvPr id="1428402411" name=""/>
+                        <pic:cNvPicPr>
+                          <a:picLocks noChangeAspect="1"/>
+                        </pic:cNvPicPr>
+                        <pic:nvPr/>
+                      </pic:nvPicPr>
+                      <pic:blipFill>
+                        <a:blip r:embed="rId22"/>
+                        <a:stretch/>
+                      </pic:blipFill>
+                      <pic:spPr bwMode="auto">
+                        <a:xfrm flipH="0" flipV="0">
+                          <a:off x="0" y="0"/>
+                          <a:ext cx="2378414" cy="1616102"/>
+                        </a:xfrm>
+                        <a:prstGeom prst="rect">
+                          <a:avLst/>
+                        </a:prstGeom>
+                      </pic:spPr>
+                    </pic:pic>
+                  </a:graphicData>
+                </a:graphic>
+              </wp:inline>
+            </w:drawing>
+          </mc:Choice>
+          <mc:Fallback>
+            <w:pict>
+              <v:shapetype id="_x0000_t75" coordsize="21600,21600" o:spt="75" o:preferrelative="t" path="m@4@5l@4@11@9@11@9@5xe" filled="f" stroked="f">
+                <v:stroke joinstyle="miter"/>
+                <v:formulas>
+                  <v:f eqn="if lineDrawn pixelLineWidth 0"/>
+                  <v:f eqn="sum @0 1 0"/>
+                  <v:f eqn="sum 0 0 @1"/>
+                  <v:f eqn="prod @2 1 2"/>
+                  <v:f eqn="prod @3 21600 pixelWidth"/>
+                  <v:f eqn="prod @3 21600 pixelHeight"/>
+                  <v:f eqn="sum @0 0 1"/>
+                  <v:f eqn="prod @6 1 2"/>
+                  <v:f eqn="prod @7 21600 pixelWidth"/>
+                  <v:f eqn="sum @8 21600 0"/>
+                  <v:f eqn="prod @7 21600 pixelHeight"/>
+                  <v:f eqn="sum @10 21600 0"/>
+                </v:formulas>
+                <v:path o:extrusionok="f" gradientshapeok="t" o:connecttype="rect"/>
+                <o:lock v:ext="edit" aspectratio="t"/>
+              </v:shapetype>
+              <v:shape id="_x0000_i45" o:spid="_x0000_s45" type="#_x0000_t75" style="width:187.28pt;height:127.25pt;mso-wrap-distance-left:0.00pt;mso-wrap-distance-top:0.00pt;mso-wrap-distance-right:0.00pt;mso-wrap-distance-bottom:0.00pt;z-index:1;" stroked="false">
+                <v:imagedata r:id="rId22" o:title=""/>
+                <o:lock v:ext="edit" rotation="t"/>
+              </v:shape>
+            </w:pict>
+          </mc:Fallback>
+        </mc:AlternateContent>
+      </w:r>
+      <w:r>
+        <w:rPr>
+          <w:sz w:val="28"/>
+          <w:szCs w:val="28"/>
+          <w:highlight w:val="none"/>
+          <w:lang w:val="ru-RU"/>
+        </w:rPr>
+      </w:r>
+      <w:r>
+        <w:rPr>
+          <w:sz w:val="28"/>
+          <w:szCs w:val="28"/>
+          <w:highlight w:val="none"/>
+          <w:lang w:val="ru-RU"/>
+        </w:rPr>
+      </w:r>
+    </w:p>
+    <w:p>
+      <w:pPr>
+        <w:suppressLineNumbers w:val="false"/>
+        <w:pBdr/>
+        <w:spacing w:after="0" w:before="0" w:line="360" w:lineRule="auto"/>
+        <w:ind w:firstLine="0"/>
+        <w:contextualSpacing w:val="false"/>
+        <w:jc w:val="left"/>
+        <w:rPr>
+          <w:sz w:val="28"/>
+          <w:szCs w:val="28"/>
+          <w:highlight w:val="none"/>
+          <w:lang w:val="ru-RU"/>
+        </w:rPr>
+      </w:pPr>
+      <w:r>
+        <w:rPr>
+          <w:sz w:val="28"/>
+          <w:szCs w:val="28"/>
+          <w:highlight w:val="none"/>
+          <w:lang w:val="en-US"/>
+        </w:rPr>
+        <w:tab/>
+      </w:r>
+      <w:r>
+        <w:rPr>
+          <w:sz w:val="28"/>
+          <w:szCs w:val="28"/>
+          <w:highlight w:val="none"/>
+          <w:lang w:val="ru-RU"/>
+        </w:rPr>
+        <w:t xml:space="preserve">Чтобы оставить отзыв к выбранному товару, дважды нажмите на него в таблице</w:t>
+      </w:r>
+      <w:r>
+        <w:rPr>
+          <w:sz w:val="28"/>
+          <w:szCs w:val="28"/>
+          <w:highlight w:val="none"/>
+          <w:lang w:val="ru-RU"/>
+        </w:rPr>
+      </w:r>
+      <w:r>
+        <w:rPr>
+          <w:sz w:val="28"/>
+          <w:szCs w:val="28"/>
+          <w:highlight w:val="none"/>
+          <w:lang w:val="ru-RU"/>
+        </w:rPr>
+      </w:r>
+    </w:p>
+    <w:p>
+      <w:pPr>
+        <w:suppressLineNumbers w:val="false"/>
+        <w:pBdr/>
+        <w:spacing w:after="0" w:before="0" w:line="360" w:lineRule="auto"/>
+        <w:ind w:firstLine="0"/>
+        <w:contextualSpacing w:val="false"/>
+        <w:jc w:val="left"/>
+        <w:rPr>
+          <w:sz w:val="28"/>
+          <w:szCs w:val="28"/>
+          <w:highlight w:val="none"/>
+          <w:lang w:val="ru-RU"/>
+        </w:rPr>
+      </w:pPr>
+      <w:r>
+        <w:rPr>
+          <w:sz w:val="28"/>
+          <w:szCs w:val="28"/>
+          <w:highlight w:val="none"/>
+          <w:lang w:val="ru-RU"/>
+        </w:rPr>
+      </w:r>
+      <w:r>
+        <mc:AlternateContent>
+          <mc:Choice Requires="wpg">
+            <w:drawing>
+              <wp:inline xmlns:wp="http://schemas.openxmlformats.org/drawingml/2006/wordprocessingDrawing" distT="0" distB="0" distL="0" distR="0">
+                <wp:extent cx="5093040" cy="988335"/>
+                <wp:effectExtent l="0" t="0" r="0" b="0"/>
+                <wp:docPr id="12" name=""/>
+                <wp:cNvGraphicFramePr>
+                  <a:graphicFrameLocks xmlns:a="http://schemas.openxmlformats.org/drawingml/2006/main" noChangeAspect="1"/>
+                </wp:cNvGraphicFramePr>
+                <a:graphic xmlns:a="http://schemas.openxmlformats.org/drawingml/2006/main">
+                  <a:graphicData uri="http://schemas.openxmlformats.org/drawingml/2006/picture">
+                    <pic:pic xmlns:pic="http://schemas.openxmlformats.org/drawingml/2006/picture">
+                      <pic:nvPicPr>
+                        <pic:cNvPr id="1077596180" name=""/>
+                        <pic:cNvPicPr>
+                          <a:picLocks noChangeAspect="1"/>
+                        </pic:cNvPicPr>
+                        <pic:nvPr/>
+                      </pic:nvPicPr>
+                      <pic:blipFill>
+                        <a:blip r:embed="rId23"/>
+                        <a:stretch/>
+                      </pic:blipFill>
+                      <pic:spPr bwMode="auto">
+                        <a:xfrm flipH="0" flipV="0">
+                          <a:off x="0" y="0"/>
+                          <a:ext cx="5093039" cy="988334"/>
+                        </a:xfrm>
+                        <a:prstGeom prst="rect">
+                          <a:avLst/>
+                        </a:prstGeom>
+                      </pic:spPr>
+                    </pic:pic>
+                  </a:graphicData>
+                </a:graphic>
+              </wp:inline>
+            </w:drawing>
+          </mc:Choice>
+          <mc:Fallback>
+            <w:pict>
+              <v:shapetype id="_x0000_t75" coordsize="21600,21600" o:spt="75" o:preferrelative="t" path="m@4@5l@4@11@9@11@9@5xe" filled="f" stroked="f">
+                <v:stroke joinstyle="miter"/>
+                <v:formulas>
+                  <v:f eqn="if lineDrawn pixelLineWidth 0"/>
+                  <v:f eqn="sum @0 1 0"/>
+                  <v:f eqn="sum 0 0 @1"/>
+                  <v:f eqn="prod @2 1 2"/>
+                  <v:f eqn="prod @3 21600 pixelWidth"/>
+                  <v:f eqn="prod @3 21600 pixelHeight"/>
+                  <v:f eqn="sum @0 0 1"/>
+                  <v:f eqn="prod @6 1 2"/>
+                  <v:f eqn="prod @7 21600 pixelWidth"/>
+                  <v:f eqn="sum @8 21600 0"/>
+                  <v:f eqn="prod @7 21600 pixelHeight"/>
+                  <v:f eqn="sum @10 21600 0"/>
+                </v:formulas>
+                <v:path o:extrusionok="f" gradientshapeok="t" o:connecttype="rect"/>
+                <o:lock v:ext="edit" aspectratio="t"/>
+              </v:shapetype>
+              <v:shape id="_x0000_i46" o:spid="_x0000_s46" type="#_x0000_t75" style="width:401.03pt;height:77.82pt;mso-wrap-distance-left:0.00pt;mso-wrap-distance-top:0.00pt;mso-wrap-distance-right:0.00pt;mso-wrap-distance-bottom:0.00pt;z-index:1;" stroked="false">
+                <v:imagedata r:id="rId23" o:title=""/>
+                <o:lock v:ext="edit" rotation="t"/>
+              </v:shape>
+            </w:pict>
+          </mc:Fallback>
+        </mc:AlternateContent>
+      </w:r>
+      <w:r>
+        <w:rPr>
+          <w:sz w:val="28"/>
+          <w:szCs w:val="28"/>
+          <w:highlight w:val="none"/>
+          <w:lang w:val="ru-RU"/>
+        </w:rPr>
+      </w:r>
+      <w:r>
+        <w:rPr>
+          <w:sz w:val="28"/>
+          <w:szCs w:val="28"/>
+          <w:highlight w:val="none"/>
+          <w:lang w:val="ru-RU"/>
+        </w:rPr>
+      </w:r>
+    </w:p>
+    <w:p>
+      <w:pPr>
+        <w:suppressLineNumbers w:val="false"/>
+        <w:pBdr/>
+        <w:spacing w:after="0" w:before="0" w:line="360" w:lineRule="auto"/>
+        <w:ind w:firstLine="0"/>
+        <w:contextualSpacing w:val="false"/>
+        <w:jc w:val="left"/>
+        <w:rPr>
+          <w:sz w:val="28"/>
+          <w:szCs w:val="28"/>
+          <w:highlight w:val="none"/>
+          <w:lang w:val="ru-RU"/>
+        </w:rPr>
+      </w:pPr>
+      <w:r>
+        <w:rPr>
+          <w:sz w:val="28"/>
+          <w:szCs w:val="28"/>
+          <w:highlight w:val="none"/>
+          <w:lang w:val="ru-RU"/>
+        </w:rPr>
+        <w:tab/>
+        <w:t xml:space="preserve">Чтобы сохранить ваш отзыв, можете ввести комментарий в выделенное поле, после чего выберете оценку из выпадающего списка и нажмите кнопку сохранить</w:t>
+      </w:r>
+      <w:r>
+        <w:rPr>
+          <w:sz w:val="28"/>
+          <w:szCs w:val="28"/>
+          <w:highlight w:val="none"/>
+          <w:lang w:val="ru-RU"/>
+        </w:rPr>
+      </w:r>
+      <w:r>
+        <w:rPr>
+          <w:sz w:val="28"/>
+          <w:szCs w:val="28"/>
+          <w:highlight w:val="none"/>
+          <w:lang w:val="ru-RU"/>
+        </w:rPr>
+      </w:r>
+    </w:p>
+    <w:p>
+      <w:pPr>
+        <w:suppressLineNumbers w:val="false"/>
+        <w:pBdr/>
+        <w:spacing w:after="0" w:before="0" w:line="360" w:lineRule="auto"/>
+        <w:ind w:firstLine="0"/>
+        <w:contextualSpacing w:val="false"/>
+        <w:jc w:val="left"/>
+        <w:rPr>
+          <w:sz w:val="28"/>
+          <w:szCs w:val="28"/>
+          <w:highlight w:val="none"/>
+          <w:lang w:val="ru-RU"/>
+        </w:rPr>
+      </w:pPr>
+      <w:r>
+        <w:rPr>
+          <w:sz w:val="28"/>
+          <w:szCs w:val="28"/>
+          <w:highlight w:val="none"/>
+          <w:lang w:val="ru-RU"/>
+        </w:rPr>
+      </w:r>
+      <w:r>
+        <mc:AlternateContent>
+          <mc:Choice Requires="wpg">
+            <w:drawing>
+              <wp:inline xmlns:wp="http://schemas.openxmlformats.org/drawingml/2006/wordprocessingDrawing" distT="0" distB="0" distL="0" distR="0">
+                <wp:extent cx="5235915" cy="1651377"/>
+                <wp:effectExtent l="0" t="0" r="0" b="0"/>
+                <wp:docPr id="13" name=""/>
+                <wp:cNvGraphicFramePr>
+                  <a:graphicFrameLocks xmlns:a="http://schemas.openxmlformats.org/drawingml/2006/main" noChangeAspect="1"/>
+                </wp:cNvGraphicFramePr>
+                <a:graphic xmlns:a="http://schemas.openxmlformats.org/drawingml/2006/main">
+                  <a:graphicData uri="http://schemas.openxmlformats.org/drawingml/2006/picture">
+                    <pic:pic xmlns:pic="http://schemas.openxmlformats.org/drawingml/2006/picture">
+                      <pic:nvPicPr>
+                        <pic:cNvPr id="19760211" name=""/>
+                        <pic:cNvPicPr>
+                          <a:picLocks noChangeAspect="1"/>
+                        </pic:cNvPicPr>
+                        <pic:nvPr/>
+                      </pic:nvPicPr>
+                      <pic:blipFill>
+                        <a:blip r:embed="rId24"/>
+                        <a:stretch/>
+                      </pic:blipFill>
+                      <pic:spPr bwMode="auto">
+                        <a:xfrm flipH="0" flipV="0">
+                          <a:off x="0" y="0"/>
+                          <a:ext cx="5235914" cy="1651377"/>
+                        </a:xfrm>
+                        <a:prstGeom prst="rect">
+                          <a:avLst/>
+                        </a:prstGeom>
+                      </pic:spPr>
+                    </pic:pic>
+                  </a:graphicData>
+                </a:graphic>
+              </wp:inline>
+            </w:drawing>
+          </mc:Choice>
+          <mc:Fallback>
+            <w:pict>
+              <v:shapetype id="_x0000_t75" coordsize="21600,21600" o:spt="75" o:preferrelative="t" path="m@4@5l@4@11@9@11@9@5xe" filled="f" stroked="f">
+                <v:stroke joinstyle="miter"/>
+                <v:formulas>
+                  <v:f eqn="if lineDrawn pixelLineWidth 0"/>
+                  <v:f eqn="sum @0 1 0"/>
+                  <v:f eqn="sum 0 0 @1"/>
+                  <v:f eqn="prod @2 1 2"/>
+                  <v:f eqn="prod @3 21600 pixelWidth"/>
+                  <v:f eqn="prod @3 21600 pixelHeight"/>
+                  <v:f eqn="sum @0 0 1"/>
+                  <v:f eqn="prod @6 1 2"/>
+                  <v:f eqn="prod @7 21600 pixelWidth"/>
+                  <v:f eqn="sum @8 21600 0"/>
+                  <v:f eqn="prod @7 21600 pixelHeight"/>
+                  <v:f eqn="sum @10 21600 0"/>
+                </v:formulas>
+                <v:path o:extrusionok="f" gradientshapeok="t" o:connecttype="rect"/>
+                <o:lock v:ext="edit" aspectratio="t"/>
+              </v:shapetype>
+              <v:shape id="_x0000_i47" o:spid="_x0000_s47" type="#_x0000_t75" style="width:412.28pt;height:130.03pt;mso-wrap-distance-left:0.00pt;mso-wrap-distance-top:0.00pt;mso-wrap-distance-right:0.00pt;mso-wrap-distance-bottom:0.00pt;z-index:1;" stroked="false">
+                <v:imagedata r:id="rId24" o:title=""/>
+                <o:lock v:ext="edit" rotation="t"/>
+              </v:shape>
+            </w:pict>
+          </mc:Fallback>
+        </mc:AlternateContent>
+      </w:r>
+      <w:r>
+        <w:rPr>
+          <w:sz w:val="28"/>
+          <w:szCs w:val="28"/>
+          <w:highlight w:val="none"/>
+          <w:lang w:val="ru-RU"/>
+        </w:rPr>
+        <w:t xml:space="preserve"> </w:t>
+      </w:r>
+      <w:r>
+        <w:rPr>
+          <w:sz w:val="28"/>
+          <w:szCs w:val="28"/>
+          <w:highlight w:val="none"/>
+          <w:lang w:val="ru-RU"/>
+        </w:rPr>
+      </w:r>
+      <w:r>
+        <w:rPr>
+          <w:sz w:val="28"/>
+          <w:szCs w:val="28"/>
+          <w:highlight w:val="none"/>
+          <w:lang w:val="ru-RU"/>
+        </w:rPr>
+      </w:r>
+    </w:p>
+    <w:p>
+      <w:pPr>
+        <w:suppressLineNumbers w:val="false"/>
+        <w:pBdr/>
+        <w:spacing w:after="0" w:before="0" w:line="360" w:lineRule="auto"/>
+        <w:ind w:firstLine="0"/>
+        <w:contextualSpacing w:val="false"/>
+        <w:jc w:val="left"/>
+        <w:rPr>
+          <w:sz w:val="28"/>
+          <w:szCs w:val="28"/>
+          <w:highlight w:val="none"/>
+          <w:lang w:val="ru-RU"/>
+        </w:rPr>
+      </w:pPr>
+      <w:r>
+        <w:rPr>
+          <w:sz w:val="28"/>
+          <w:szCs w:val="28"/>
+          <w:highlight w:val="none"/>
+          <w:lang w:val="ru-RU"/>
+        </w:rPr>
+        <w:tab/>
+        <w:t xml:space="preserve">Чтобы выйти из аккаунта, нажмите на кнопку «Выйти» под именем вашего пользователя</w:t>
+      </w:r>
+      <w:r>
+        <w:rPr>
+          <w:sz w:val="28"/>
+          <w:szCs w:val="28"/>
+          <w:highlight w:val="none"/>
+          <w:lang w:val="ru-RU"/>
+        </w:rPr>
+      </w:r>
+      <w:r>
+        <w:rPr>
+          <w:sz w:val="28"/>
+          <w:szCs w:val="28"/>
+          <w:highlight w:val="none"/>
+          <w:lang w:val="ru-RU"/>
+        </w:rPr>
+      </w:r>
+    </w:p>
+    <w:p>
+      <w:pPr>
+        <w:suppressLineNumbers w:val="false"/>
+        <w:pBdr/>
+        <w:spacing w:after="0" w:before="0" w:line="360" w:lineRule="auto"/>
+        <w:ind w:firstLine="0"/>
+        <w:contextualSpacing w:val="false"/>
+        <w:jc w:val="left"/>
+        <w:rPr>
+          <w:sz w:val="28"/>
+          <w:szCs w:val="28"/>
+          <w:highlight w:val="none"/>
+          <w:lang w:val="ru-RU"/>
+        </w:rPr>
+      </w:pPr>
+      <w:r>
+        <w:rPr>
+          <w:sz w:val="28"/>
+          <w:szCs w:val="28"/>
+          <w:highlight w:val="none"/>
+          <w:lang w:val="ru-RU"/>
+        </w:rPr>
+      </w:r>
+      <w:r>
+        <mc:AlternateContent>
+          <mc:Choice Requires="wpg">
+            <w:drawing>
+              <wp:inline xmlns:wp="http://schemas.openxmlformats.org/drawingml/2006/wordprocessingDrawing" distT="0" distB="0" distL="0" distR="0">
+                <wp:extent cx="1095375" cy="571500"/>
+                <wp:effectExtent l="0" t="0" r="0" b="0"/>
+                <wp:docPr id="14" name=""/>
+                <wp:cNvGraphicFramePr>
+                  <a:graphicFrameLocks xmlns:a="http://schemas.openxmlformats.org/drawingml/2006/main" noChangeAspect="1"/>
+                </wp:cNvGraphicFramePr>
+                <a:graphic xmlns:a="http://schemas.openxmlformats.org/drawingml/2006/main">
+                  <a:graphicData uri="http://schemas.openxmlformats.org/drawingml/2006/picture">
+                    <pic:pic xmlns:pic="http://schemas.openxmlformats.org/drawingml/2006/picture">
+                      <pic:nvPicPr>
+                        <pic:cNvPr id="40853915" name=""/>
+                        <pic:cNvPicPr>
+                          <a:picLocks noChangeAspect="1"/>
+                        </pic:cNvPicPr>
+                        <pic:nvPr/>
+                      </pic:nvPicPr>
+                      <pic:blipFill>
+                        <a:blip r:embed="rId25"/>
+                        <a:stretch/>
+                      </pic:blipFill>
+                      <pic:spPr bwMode="auto">
+                        <a:xfrm>
+                          <a:off x="0" y="0"/>
+                          <a:ext cx="1095374" cy="571500"/>
+                        </a:xfrm>
+                        <a:prstGeom prst="rect">
+                          <a:avLst/>
+                        </a:prstGeom>
+                      </pic:spPr>
+                    </pic:pic>
+                  </a:graphicData>
+                </a:graphic>
+              </wp:inline>
+            </w:drawing>
+          </mc:Choice>
+          <mc:Fallback>
+            <w:pict>
+              <v:shapetype id="_x0000_t75" coordsize="21600,21600" o:spt="75" o:preferrelative="t" path="m@4@5l@4@11@9@11@9@5xe" filled="f" stroked="f">
+                <v:stroke joinstyle="miter"/>
+                <v:formulas>
+                  <v:f eqn="if lineDrawn pixelLineWidth 0"/>
+                  <v:f eqn="sum @0 1 0"/>
+                  <v:f eqn="sum 0 0 @1"/>
+                  <v:f eqn="prod @2 1 2"/>
+                  <v:f eqn="prod @3 21600 pixelWidth"/>
+                  <v:f eqn="prod @3 21600 pixelHeight"/>
+                  <v:f eqn="sum @0 0 1"/>
+                  <v:f eqn="prod @6 1 2"/>
+                  <v:f eqn="prod @7 21600 pixelWidth"/>
+                  <v:f eqn="sum @8 21600 0"/>
+                  <v:f eqn="prod @7 21600 pixelHeight"/>
+                  <v:f eqn="sum @10 21600 0"/>
+                </v:formulas>
+                <v:path o:extrusionok="f" gradientshapeok="t" o:connecttype="rect"/>
+                <o:lock v:ext="edit" aspectratio="t"/>
+              </v:shapetype>
+              <v:shape id="_x0000_i48" o:spid="_x0000_s48" type="#_x0000_t75" style="width:86.25pt;height:45.00pt;mso-wrap-distance-left:0.00pt;mso-wrap-distance-top:0.00pt;mso-wrap-distance-right:0.00pt;mso-wrap-distance-bottom:0.00pt;z-index:1;" stroked="false">
+                <v:imagedata r:id="rId25" o:title=""/>
+                <o:lock v:ext="edit" rotation="t"/>
+              </v:shape>
+            </w:pict>
+          </mc:Fallback>
+        </mc:AlternateContent>
+      </w:r>
+      <w:r>
+        <w:rPr>
+          <w:sz w:val="28"/>
+          <w:szCs w:val="28"/>
+          <w:highlight w:val="none"/>
+          <w:lang w:val="ru-RU"/>
+        </w:rPr>
+      </w:r>
+      <w:r>
+        <w:rPr>
+          <w:sz w:val="28"/>
+          <w:szCs w:val="28"/>
+          <w:highlight w:val="none"/>
+          <w:lang w:val="ru-RU"/>
+        </w:rPr>
+      </w:r>
+    </w:p>
+    <w:p>
+      <w:pPr>
+        <w:suppressLineNumbers w:val="false"/>
+        <w:pBdr/>
+        <w:spacing w:after="0" w:before="0" w:line="360" w:lineRule="auto"/>
+        <w:ind w:firstLine="709"/>
+        <w:contextualSpacing w:val="false"/>
+        <w:jc w:val="left"/>
+        <w:rPr>
+          <w:sz w:val="28"/>
+          <w:szCs w:val="28"/>
+          <w:highlight w:val="none"/>
+        </w:rPr>
+      </w:pPr>
+      <w:r>
+        <w:rPr>
+          <w:sz w:val="28"/>
+          <w:szCs w:val="28"/>
+          <w:highlight w:val="none"/>
+          <w:lang w:val="ru-RU"/>
+        </w:rPr>
+        <w:t xml:space="preserve">1.10 Список литературы</w:t>
+      </w:r>
+      <w:r>
+        <w:rPr>
+          <w:sz w:val="28"/>
+          <w:szCs w:val="28"/>
+          <w:highlight w:val="none"/>
+        </w:rPr>
+      </w:r>
+      <w:r>
+        <w:rPr>
+          <w:sz w:val="28"/>
+          <w:szCs w:val="28"/>
+          <w:highlight w:val="none"/>
+        </w:rPr>
+      </w:r>
+    </w:p>
+    <w:p>
+      <w:pPr>
+        <w:suppressLineNumbers w:val="false"/>
+        <w:pBdr/>
+        <w:spacing w:after="0" w:before="0" w:line="360" w:lineRule="auto"/>
+        <w:ind w:firstLine="709"/>
+        <w:contextualSpacing w:val="false"/>
+        <w:jc w:val="left"/>
+        <w:rPr>
+          <w:sz w:val="28"/>
+          <w:szCs w:val="28"/>
+          <w:highlight w:val="none"/>
+        </w:rPr>
+      </w:pPr>
+      <w:r>
+        <w:rPr>
+          <w:sz w:val="28"/>
+          <w:szCs w:val="28"/>
+          <w:highlight w:val="none"/>
+          <w:lang w:val="ru-RU"/>
+        </w:rPr>
         <w:t xml:space="preserve">Официальная документация по </w:t>
       </w:r>
       <w:r>
@@ -4479,7 +5380,7 @@
           <w:lang w:val="en-US"/>
         </w:rPr>
       </w:r>
-      <w:hyperlink r:id="rId22" w:tooltip="https://learn.microsoft.com/ru-ru/dotnet/desktop/winforms/" w:history="1">
+      <w:hyperlink r:id="rId26" w:tooltip="https://learn.microsoft.com/ru-ru/dotnet/desktop/winforms/" w:history="1">
         <w:r>
           <w:rPr>
             <w:rStyle w:val="1598"/>
@@ -4562,6 +5463,15 @@
           <w:sz w:val="28"/>
           <w:szCs w:val="28"/>
           <w:highlight w:val="none"/>
+          <w:lang w:val="en-US"/>
+        </w:rPr>
+      </w:r>
+      <w:r>
+        <w:rPr>
+          <w:sz w:val="28"/>
+          <w:szCs w:val="28"/>
+          <w:highlight w:val="none"/>
+          <w:lang w:val="en-US"/>
         </w:rPr>
       </w:r>
     </w:p>
@@ -4596,7 +5506,7 @@
           <w:lang w:val="en-US"/>
         </w:rPr>
       </w:r>
-      <w:hyperlink r:id="rId23" w:tooltip="https://learn.microsoft.com/ru-ru/windows/win32/api/bcrypt/nf-bcrypt-bcryptcreatehash" w:history="1">
+      <w:hyperlink r:id="rId27" w:tooltip="https://learn.microsoft.com/ru-ru/windows/win32/api/bcrypt/nf-bcrypt-bcryptcreatehash" w:history="1">
         <w:r>
           <w:rPr>
             <w:rStyle w:val="1598"/>
@@ -4642,20 +5552,42 @@
           <w:lang w:val="en-US"/>
         </w:rPr>
       </w:r>
-      <w:r>
-        <w:rPr>
-          <w:sz w:val="28"/>
-          <w:szCs w:val="28"/>
-          <w:highlight w:val="none"/>
-          <w:lang w:val="en-US"/>
-        </w:rPr>
-      </w:r>
-      <w:r>
-        <w:rPr>
-          <w:sz w:val="28"/>
-          <w:szCs w:val="28"/>
-          <w:highlight w:val="none"/>
-          <w:lang w:val="en-US"/>
+    </w:p>
+    <w:p>
+      <w:pPr>
+        <w:suppressLineNumbers w:val="false"/>
+        <w:pBdr/>
+        <w:shd w:val="nil" w:color="auto"/>
+        <w:spacing/>
+        <w:ind/>
+        <w:rPr>
+          <w:sz w:val="28"/>
+          <w:szCs w:val="28"/>
+          <w:highlight w:val="none"/>
+        </w:rPr>
+      </w:pPr>
+      <w:r>
+        <w:rPr>
+          <w:sz w:val="28"/>
+          <w:szCs w:val="28"/>
+          <w:highlight w:val="none"/>
+          <w:lang w:val="ru-RU"/>
+        </w:rPr>
+        <w:br w:type="page" w:clear="all"/>
+      </w:r>
+      <w:r>
+        <w:rPr>
+          <w:sz w:val="28"/>
+          <w:szCs w:val="28"/>
+          <w:highlight w:val="none"/>
+          <w:lang w:val="ru-RU"/>
+        </w:rPr>
+      </w:r>
+      <w:r>
+        <w:rPr>
+          <w:sz w:val="28"/>
+          <w:szCs w:val="28"/>
+          <w:highlight w:val="none"/>
         </w:rPr>
       </w:r>
     </w:p>
@@ -4671,15 +5603,16 @@
           <w:sz w:val="28"/>
           <w:szCs w:val="28"/>
           <w:highlight w:val="none"/>
-        </w:rPr>
-      </w:pPr>
-      <w:r>
-        <w:rPr>
-          <w:sz w:val="28"/>
-          <w:szCs w:val="28"/>
-          <w:highlight w:val="none"/>
           <w:lang w:val="ru-RU"/>
         </w:rPr>
+      </w:pPr>
+      <w:r>
+        <w:rPr>
+          <w:sz w:val="28"/>
+          <w:szCs w:val="28"/>
+          <w:highlight w:val="none"/>
+          <w:lang w:val="ru-RU"/>
+        </w:rPr>
         <w:t xml:space="preserve">2. Приложения</w:t>
       </w:r>
       <w:r>
@@ -4694,6 +5627,7 @@
           <w:sz w:val="28"/>
           <w:szCs w:val="28"/>
           <w:highlight w:val="none"/>
+          <w:lang w:val="ru-RU"/>
         </w:rPr>
       </w:r>
     </w:p>
@@ -8096,7 +9030,7 @@
               <wp:inline xmlns:wp="http://schemas.openxmlformats.org/drawingml/2006/wordprocessingDrawing" distT="0" distB="0" distL="0" distR="0">
                 <wp:extent cx="4062500" cy="3480939"/>
                 <wp:effectExtent l="0" t="0" r="0" b="0"/>
-                <wp:docPr id="10" name=""/>
+                <wp:docPr id="15" name=""/>
                 <wp:cNvGraphicFramePr>
                   <a:graphicFrameLocks xmlns:a="http://schemas.openxmlformats.org/drawingml/2006/main" noChangeAspect="1"/>
                 </wp:cNvGraphicFramePr>
@@ -8111,7 +9045,7 @@
                         <pic:nvPr/>
                       </pic:nvPicPr>
                       <pic:blipFill>
-                        <a:blip r:embed="rId24"/>
+                        <a:blip r:embed="rId28"/>
                         <a:stretch/>
                       </pic:blipFill>
                       <pic:spPr bwMode="auto">
@@ -8150,8 +9084,8 @@
                 <v:path o:extrusionok="f" gradientshapeok="t" o:connecttype="rect"/>
                 <o:lock v:ext="edit" aspectratio="t"/>
               </v:shapetype>
-              <v:shape id="_x0000_i44" o:spid="_x0000_s44" type="#_x0000_t75" style="width:319.88pt;height:274.09pt;mso-wrap-distance-left:0.00pt;mso-wrap-distance-top:0.00pt;mso-wrap-distance-right:0.00pt;mso-wrap-distance-bottom:0.00pt;z-index:1;" stroked="false">
-                <v:imagedata r:id="rId24" o:title=""/>
+              <v:shape id="_x0000_i49" o:spid="_x0000_s49" type="#_x0000_t75" style="width:319.88pt;height:274.09pt;mso-wrap-distance-left:0.00pt;mso-wrap-distance-top:0.00pt;mso-wrap-distance-right:0.00pt;mso-wrap-distance-bottom:0.00pt;z-index:1;" stroked="false">
+                <v:imagedata r:id="rId28" o:title=""/>
                 <o:lock v:ext="edit" rotation="t"/>
               </v:shape>
             </w:pict>
@@ -8247,7 +9181,7 @@
               <wp:inline xmlns:wp="http://schemas.openxmlformats.org/drawingml/2006/wordprocessingDrawing" distT="0" distB="0" distL="0" distR="0">
                 <wp:extent cx="4254840" cy="3989465"/>
                 <wp:effectExtent l="0" t="0" r="0" b="0"/>
-                <wp:docPr id="11" name=""/>
+                <wp:docPr id="16" name=""/>
                 <wp:cNvGraphicFramePr>
                   <a:graphicFrameLocks xmlns:a="http://schemas.openxmlformats.org/drawingml/2006/main" noChangeAspect="1"/>
                 </wp:cNvGraphicFramePr>
@@ -8262,7 +9196,7 @@
                         <pic:nvPr/>
                       </pic:nvPicPr>
                       <pic:blipFill>
-                        <a:blip r:embed="rId25"/>
+                        <a:blip r:embed="rId29"/>
                         <a:stretch/>
                       </pic:blipFill>
                       <pic:spPr bwMode="auto">
@@ -8301,8 +9235,8 @@
                 <v:path o:extrusionok="f" gradientshapeok="t" o:connecttype="rect"/>
                 <o:lock v:ext="edit" aspectratio="t"/>
               </v:shapetype>
-              <v:shape id="_x0000_i45" o:spid="_x0000_s45" type="#_x0000_t75" style="width:335.03pt;height:314.13pt;mso-wrap-distance-left:0.00pt;mso-wrap-distance-top:0.00pt;mso-wrap-distance-right:0.00pt;mso-wrap-distance-bottom:0.00pt;z-index:1;" stroked="false">
-                <v:imagedata r:id="rId25" o:title=""/>
+              <v:shape id="_x0000_i50" o:spid="_x0000_s50" type="#_x0000_t75" style="width:335.03pt;height:314.13pt;mso-wrap-distance-left:0.00pt;mso-wrap-distance-top:0.00pt;mso-wrap-distance-right:0.00pt;mso-wrap-distance-bottom:0.00pt;z-index:1;" stroked="false">
+                <v:imagedata r:id="rId29" o:title=""/>
                 <o:lock v:ext="edit" rotation="t"/>
               </v:shape>
             </w:pict>
@@ -8351,7 +9285,6 @@
           <w:sz w:val="28"/>
           <w:szCs w:val="28"/>
           <w:highlight w:val="none"/>
-          <w:lang w:val="ru-RU"/>
         </w:rPr>
       </w:r>
       <w:r>
@@ -8408,6 +9341,7 @@
           <w:sz w:val="28"/>
           <w:szCs w:val="28"/>
           <w:highlight w:val="none"/>
+          <w:lang w:val="ru-RU"/>
         </w:rPr>
       </w:r>
       <w:r>
@@ -8448,7 +9382,7 @@
               <wp:inline xmlns:wp="http://schemas.openxmlformats.org/drawingml/2006/wordprocessingDrawing" distT="0" distB="0" distL="0" distR="0">
                 <wp:extent cx="5676900" cy="6572250"/>
                 <wp:effectExtent l="0" t="0" r="0" b="0"/>
-                <wp:docPr id="12" name=""/>
+                <wp:docPr id="17" name=""/>
                 <wp:cNvGraphicFramePr>
                   <a:graphicFrameLocks xmlns:a="http://schemas.openxmlformats.org/drawingml/2006/main" noChangeAspect="1"/>
                 </wp:cNvGraphicFramePr>
@@ -8463,7 +9397,7 @@
                         <pic:nvPr/>
                       </pic:nvPicPr>
                       <pic:blipFill>
-                        <a:blip r:embed="rId26"/>
+                        <a:blip r:embed="rId30"/>
                         <a:stretch/>
                       </pic:blipFill>
                       <pic:spPr bwMode="auto">
@@ -8502,8 +9436,8 @@
                 <v:path o:extrusionok="f" gradientshapeok="t" o:connecttype="rect"/>
                 <o:lock v:ext="edit" aspectratio="t"/>
               </v:shapetype>
-              <v:shape id="_x0000_i46" o:spid="_x0000_s46" type="#_x0000_t75" style="width:447.00pt;height:517.50pt;mso-wrap-distance-left:0.00pt;mso-wrap-distance-top:0.00pt;mso-wrap-distance-right:0.00pt;mso-wrap-distance-bottom:0.00pt;z-index:1;" stroked="false">
-                <v:imagedata r:id="rId26" o:title=""/>
+              <v:shape id="_x0000_i51" o:spid="_x0000_s51" type="#_x0000_t75" style="width:447.00pt;height:517.50pt;mso-wrap-distance-left:0.00pt;mso-wrap-distance-top:0.00pt;mso-wrap-distance-right:0.00pt;mso-wrap-distance-bottom:0.00pt;z-index:1;" stroked="false">
+                <v:imagedata r:id="rId30" o:title=""/>
                 <o:lock v:ext="edit" rotation="t"/>
               </v:shape>
             </w:pict>
@@ -8629,7 +9563,7 @@
               <wp:inline xmlns:wp="http://schemas.openxmlformats.org/drawingml/2006/wordprocessingDrawing" distT="0" distB="0" distL="0" distR="0">
                 <wp:extent cx="5705475" cy="6600825"/>
                 <wp:effectExtent l="0" t="0" r="0" b="0"/>
-                <wp:docPr id="13" name=""/>
+                <wp:docPr id="18" name=""/>
                 <wp:cNvGraphicFramePr>
                   <a:graphicFrameLocks xmlns:a="http://schemas.openxmlformats.org/drawingml/2006/main" noChangeAspect="1"/>
                 </wp:cNvGraphicFramePr>
@@ -8644,7 +9578,7 @@
                         <pic:nvPr/>
                       </pic:nvPicPr>
                       <pic:blipFill>
-                        <a:blip r:embed="rId27"/>
+                        <a:blip r:embed="rId31"/>
                         <a:stretch/>
                       </pic:blipFill>
                       <pic:spPr bwMode="auto">
@@ -8683,8 +9617,8 @@
                 <v:path o:extrusionok="f" gradientshapeok="t" o:connecttype="rect"/>
                 <o:lock v:ext="edit" aspectratio="t"/>
               </v:shapetype>
-              <v:shape id="_x0000_i47" o:spid="_x0000_s47" type="#_x0000_t75" style="width:449.25pt;height:519.75pt;mso-wrap-distance-left:0.00pt;mso-wrap-distance-top:0.00pt;mso-wrap-distance-right:0.00pt;mso-wrap-distance-bottom:0.00pt;z-index:1;" stroked="false">
-                <v:imagedata r:id="rId27" o:title=""/>
+              <v:shape id="_x0000_i52" o:spid="_x0000_s52" type="#_x0000_t75" style="width:449.25pt;height:519.75pt;mso-wrap-distance-left:0.00pt;mso-wrap-distance-top:0.00pt;mso-wrap-distance-right:0.00pt;mso-wrap-distance-bottom:0.00pt;z-index:1;" stroked="false">
+                <v:imagedata r:id="rId31" o:title=""/>
                 <o:lock v:ext="edit" rotation="t"/>
               </v:shape>
             </w:pict>
@@ -8796,7 +9730,7 @@
               <wp:inline xmlns:wp="http://schemas.openxmlformats.org/drawingml/2006/wordprocessingDrawing" distT="0" distB="0" distL="0" distR="0">
                 <wp:extent cx="5940425" cy="2970212"/>
                 <wp:effectExtent l="0" t="0" r="0" b="0"/>
-                <wp:docPr id="14" name=""/>
+                <wp:docPr id="19" name=""/>
                 <wp:cNvGraphicFramePr>
                   <a:graphicFrameLocks xmlns:a="http://schemas.openxmlformats.org/drawingml/2006/main" noChangeAspect="1"/>
                 </wp:cNvGraphicFramePr>
@@ -8811,7 +9745,7 @@
                         <pic:nvPr/>
                       </pic:nvPicPr>
                       <pic:blipFill>
-                        <a:blip r:embed="rId28"/>
+                        <a:blip r:embed="rId32"/>
                         <a:stretch/>
                       </pic:blipFill>
                       <pic:spPr bwMode="auto">
@@ -8850,8 +9784,8 @@
                 <v:path o:extrusionok="f" gradientshapeok="t" o:connecttype="rect"/>
                 <o:lock v:ext="edit" aspectratio="t"/>
               </v:shapetype>
-              <v:shape id="_x0000_i48" o:spid="_x0000_s48" type="#_x0000_t75" style="width:467.75pt;height:233.87pt;mso-wrap-distance-left:0.00pt;mso-wrap-distance-top:0.00pt;mso-wrap-distance-right:0.00pt;mso-wrap-distance-bottom:0.00pt;z-index:1;" stroked="false">
-                <v:imagedata r:id="rId28" o:title=""/>
+              <v:shape id="_x0000_i53" o:spid="_x0000_s53" type="#_x0000_t75" style="width:467.75pt;height:233.87pt;mso-wrap-distance-left:0.00pt;mso-wrap-distance-top:0.00pt;mso-wrap-distance-right:0.00pt;mso-wrap-distance-bottom:0.00pt;z-index:1;" stroked="false">
+                <v:imagedata r:id="rId32" o:title=""/>
                 <o:lock v:ext="edit" rotation="t"/>
               </v:shape>
             </w:pict>
@@ -8941,7 +9875,7 @@
               <wp:inline xmlns:wp="http://schemas.openxmlformats.org/drawingml/2006/wordprocessingDrawing" distT="0" distB="0" distL="0" distR="0">
                 <wp:extent cx="3670748" cy="4429804"/>
                 <wp:effectExtent l="0" t="0" r="0" b="0"/>
-                <wp:docPr id="15" name=""/>
+                <wp:docPr id="20" name=""/>
                 <wp:cNvGraphicFramePr>
                   <a:graphicFrameLocks xmlns:a="http://schemas.openxmlformats.org/drawingml/2006/main" noChangeAspect="1"/>
                 </wp:cNvGraphicFramePr>
@@ -8956,7 +9890,7 @@
                         <pic:nvPr/>
                       </pic:nvPicPr>
                       <pic:blipFill>
-                        <a:blip r:embed="rId29"/>
+                        <a:blip r:embed="rId33"/>
                         <a:stretch/>
                       </pic:blipFill>
                       <pic:spPr bwMode="auto">
@@ -8995,8 +9929,8 @@
                 <v:path o:extrusionok="f" gradientshapeok="t" o:connecttype="rect"/>
                 <o:lock v:ext="edit" aspectratio="t"/>
               </v:shapetype>
-              <v:shape id="_x0000_i49" o:spid="_x0000_s49" type="#_x0000_t75" style="width:289.04pt;height:348.80pt;mso-wrap-distance-left:0.00pt;mso-wrap-distance-top:0.00pt;mso-wrap-distance-right:0.00pt;mso-wrap-distance-bottom:0.00pt;z-index:1;" stroked="false">
-                <v:imagedata r:id="rId29" o:title=""/>
+              <v:shape id="_x0000_i54" o:spid="_x0000_s54" type="#_x0000_t75" style="width:289.04pt;height:348.80pt;mso-wrap-distance-left:0.00pt;mso-wrap-distance-top:0.00pt;mso-wrap-distance-right:0.00pt;mso-wrap-distance-bottom:0.00pt;z-index:1;" stroked="false">
+                <v:imagedata r:id="rId33" o:title=""/>
                 <o:lock v:ext="edit" rotation="t"/>
               </v:shape>
             </w:pict>
@@ -9085,7 +10019,7 @@
               <wp:inline xmlns:wp="http://schemas.openxmlformats.org/drawingml/2006/wordprocessingDrawing" distT="0" distB="0" distL="0" distR="0">
                 <wp:extent cx="4986543" cy="6071278"/>
                 <wp:effectExtent l="0" t="0" r="0" b="0"/>
-                <wp:docPr id="16" name=""/>
+                <wp:docPr id="21" name=""/>
                 <wp:cNvGraphicFramePr>
                   <a:graphicFrameLocks xmlns:a="http://schemas.openxmlformats.org/drawingml/2006/main" noChangeAspect="1"/>
                 </wp:cNvGraphicFramePr>
@@ -9100,7 +10034,7 @@
                         <pic:nvPr/>
                       </pic:nvPicPr>
                       <pic:blipFill>
-                        <a:blip r:embed="rId30"/>
+                        <a:blip r:embed="rId34"/>
                         <a:stretch/>
                       </pic:blipFill>
                       <pic:spPr bwMode="auto">
@@ -9139,8 +10073,8 @@
                 <v:path o:extrusionok="f" gradientshapeok="t" o:connecttype="rect"/>
                 <o:lock v:ext="edit" aspectratio="t"/>
               </v:shapetype>
-              <v:shape id="_x0000_i50" o:spid="_x0000_s50" type="#_x0000_t75" style="width:392.64pt;height:478.05pt;mso-wrap-distance-left:0.00pt;mso-wrap-distance-top:0.00pt;mso-wrap-distance-right:0.00pt;mso-wrap-distance-bottom:0.00pt;z-index:1;" stroked="false">
-                <v:imagedata r:id="rId30" o:title=""/>
+              <v:shape id="_x0000_i55" o:spid="_x0000_s55" type="#_x0000_t75" style="width:392.64pt;height:478.05pt;mso-wrap-distance-left:0.00pt;mso-wrap-distance-top:0.00pt;mso-wrap-distance-right:0.00pt;mso-wrap-distance-bottom:0.00pt;z-index:1;" stroked="false">
+                <v:imagedata r:id="rId34" o:title=""/>
                 <o:lock v:ext="edit" rotation="t"/>
               </v:shape>
             </w:pict>
@@ -9221,7 +10155,7 @@
               <wp:inline xmlns:wp="http://schemas.openxmlformats.org/drawingml/2006/wordprocessingDrawing" distT="0" distB="0" distL="0" distR="0">
                 <wp:extent cx="3171254" cy="2315296"/>
                 <wp:effectExtent l="0" t="0" r="0" b="0"/>
-                <wp:docPr id="17" name=""/>
+                <wp:docPr id="22" name=""/>
                 <wp:cNvGraphicFramePr>
                   <a:graphicFrameLocks xmlns:a="http://schemas.openxmlformats.org/drawingml/2006/main" noChangeAspect="1"/>
                 </wp:cNvGraphicFramePr>
@@ -9236,7 +10170,7 @@
                         <pic:nvPr/>
                       </pic:nvPicPr>
                       <pic:blipFill>
-                        <a:blip r:embed="rId31"/>
+                        <a:blip r:embed="rId35"/>
                         <a:stretch/>
                       </pic:blipFill>
                       <pic:spPr bwMode="auto">
@@ -9275,8 +10209,8 @@
                 <v:path o:extrusionok="f" gradientshapeok="t" o:connecttype="rect"/>
                 <o:lock v:ext="edit" aspectratio="t"/>
               </v:shapetype>
-              <v:shape id="_x0000_i51" o:spid="_x0000_s51" type="#_x0000_t75" style="width:249.71pt;height:182.31pt;mso-wrap-distance-left:0.00pt;mso-wrap-distance-top:0.00pt;mso-wrap-distance-right:0.00pt;mso-wrap-distance-bottom:0.00pt;z-index:1;" stroked="false">
-                <v:imagedata r:id="rId31" o:title=""/>
+              <v:shape id="_x0000_i56" o:spid="_x0000_s56" type="#_x0000_t75" style="width:249.71pt;height:182.31pt;mso-wrap-distance-left:0.00pt;mso-wrap-distance-top:0.00pt;mso-wrap-distance-right:0.00pt;mso-wrap-distance-bottom:0.00pt;z-index:1;" stroked="false">
+                <v:imagedata r:id="rId35" o:title=""/>
                 <o:lock v:ext="edit" rotation="t"/>
               </v:shape>
             </w:pict>
@@ -9433,7 +10367,7 @@
               <wp:inline xmlns:wp="http://schemas.openxmlformats.org/drawingml/2006/wordprocessingDrawing" distT="0" distB="0" distL="0" distR="0">
                 <wp:extent cx="3891069" cy="2443834"/>
                 <wp:effectExtent l="0" t="0" r="0" b="0"/>
-                <wp:docPr id="18" name=""/>
+                <wp:docPr id="23" name=""/>
                 <wp:cNvGraphicFramePr>
                   <a:graphicFrameLocks xmlns:a="http://schemas.openxmlformats.org/drawingml/2006/main" noChangeAspect="1"/>
                 </wp:cNvGraphicFramePr>
@@ -9448,7 +10382,7 @@
                         <pic:nvPr/>
                       </pic:nvPicPr>
                       <pic:blipFill>
-                        <a:blip r:embed="rId32"/>
+                        <a:blip r:embed="rId36"/>
                         <a:stretch/>
                       </pic:blipFill>
                       <pic:spPr bwMode="auto">
@@ -9487,8 +10421,8 @@
                 <v:path o:extrusionok="f" gradientshapeok="t" o:connecttype="rect"/>
                 <o:lock v:ext="edit" aspectratio="t"/>
               </v:shapetype>
-              <v:shape id="_x0000_i52" o:spid="_x0000_s52" type="#_x0000_t75" style="width:306.38pt;height:192.43pt;mso-wrap-distance-left:0.00pt;mso-wrap-distance-top:0.00pt;mso-wrap-distance-right:0.00pt;mso-wrap-distance-bottom:0.00pt;z-index:1;" stroked="false">
-                <v:imagedata r:id="rId32" o:title=""/>
+              <v:shape id="_x0000_i57" o:spid="_x0000_s57" type="#_x0000_t75" style="width:306.38pt;height:192.43pt;mso-wrap-distance-left:0.00pt;mso-wrap-distance-top:0.00pt;mso-wrap-distance-right:0.00pt;mso-wrap-distance-bottom:0.00pt;z-index:1;" stroked="false">
+                <v:imagedata r:id="rId36" o:title=""/>
                 <o:lock v:ext="edit" rotation="t"/>
               </v:shape>
             </w:pict>

--- a/Курсовая/отчет/Расчетно пояснительная записка.docx
+++ b/Курсовая/отчет/Расчетно пояснительная записка.docx
@@ -1418,6 +1418,102 @@
         <w:suppressLineNumbers w:val="false"/>
         <w:pBdr/>
         <w:spacing w:after="0" w:before="0" w:line="360" w:lineRule="auto"/>
+        <w:ind w:right="0" w:firstLine="0" w:left="0"/>
+        <w:contextualSpacing w:val="false"/>
+        <w:jc w:val="left"/>
+        <w:rPr>
+          <w:sz w:val="28"/>
+          <w:szCs w:val="28"/>
+          <w:highlight w:val="none"/>
+        </w:rPr>
+      </w:pPr>
+      <w:r>
+        <w:rPr>
+          <w:sz w:val="28"/>
+          <w:szCs w:val="28"/>
+          <w:highlight w:val="none"/>
+        </w:rPr>
+        <mc:AlternateContent>
+          <mc:Choice Requires="wpg">
+            <w:drawing>
+              <wp:inline xmlns:wp="http://schemas.openxmlformats.org/drawingml/2006/wordprocessingDrawing" distT="0" distB="0" distL="0" distR="0">
+                <wp:extent cx="3033100" cy="2094136"/>
+                <wp:effectExtent l="0" t="0" r="0" b="0"/>
+                <wp:docPr id="4" name=""/>
+                <wp:cNvGraphicFramePr>
+                  <a:graphicFrameLocks xmlns:a="http://schemas.openxmlformats.org/drawingml/2006/main" noChangeAspect="1"/>
+                </wp:cNvGraphicFramePr>
+                <a:graphic xmlns:a="http://schemas.openxmlformats.org/drawingml/2006/main">
+                  <a:graphicData uri="http://schemas.openxmlformats.org/drawingml/2006/picture">
+                    <pic:pic xmlns:pic="http://schemas.openxmlformats.org/drawingml/2006/picture">
+                      <pic:nvPicPr>
+                        <pic:cNvPr id="1260783616" name=""/>
+                        <pic:cNvPicPr>
+                          <a:picLocks noChangeAspect="1"/>
+                        </pic:cNvPicPr>
+                        <pic:nvPr/>
+                      </pic:nvPicPr>
+                      <pic:blipFill>
+                        <a:blip r:embed="rId16"/>
+                        <a:stretch/>
+                      </pic:blipFill>
+                      <pic:spPr bwMode="auto">
+                        <a:xfrm flipH="0" flipV="0">
+                          <a:off x="0" y="0"/>
+                          <a:ext cx="3033099" cy="2094136"/>
+                        </a:xfrm>
+                        <a:prstGeom prst="rect">
+                          <a:avLst/>
+                        </a:prstGeom>
+                      </pic:spPr>
+                    </pic:pic>
+                  </a:graphicData>
+                </a:graphic>
+              </wp:inline>
+            </w:drawing>
+          </mc:Choice>
+          <mc:Fallback>
+            <w:pict>
+              <v:shapetype id="_x0000_t75" coordsize="21600,21600" o:spt="75" o:preferrelative="t" path="m@4@5l@4@11@9@11@9@5xe" filled="f" stroked="f">
+                <v:stroke joinstyle="miter"/>
+                <v:formulas>
+                  <v:f eqn="if lineDrawn pixelLineWidth 0"/>
+                  <v:f eqn="sum @0 1 0"/>
+                  <v:f eqn="sum 0 0 @1"/>
+                  <v:f eqn="prod @2 1 2"/>
+                  <v:f eqn="prod @3 21600 pixelWidth"/>
+                  <v:f eqn="prod @3 21600 pixelHeight"/>
+                  <v:f eqn="sum @0 0 1"/>
+                  <v:f eqn="prod @6 1 2"/>
+                  <v:f eqn="prod @7 21600 pixelWidth"/>
+                  <v:f eqn="sum @8 21600 0"/>
+                  <v:f eqn="prod @7 21600 pixelHeight"/>
+                  <v:f eqn="sum @10 21600 0"/>
+                </v:formulas>
+                <v:path o:extrusionok="f" gradientshapeok="t" o:connecttype="rect"/>
+                <o:lock v:ext="edit" aspectratio="t"/>
+              </v:shapetype>
+              <v:shape id="_x0000_i38" o:spid="_x0000_s38" type="#_x0000_t75" style="width:238.83pt;height:164.89pt;mso-wrap-distance-left:0.00pt;mso-wrap-distance-top:0.00pt;mso-wrap-distance-right:0.00pt;mso-wrap-distance-bottom:0.00pt;z-index:1;" stroked="false">
+                <v:imagedata r:id="rId16" o:title=""/>
+                <o:lock v:ext="edit" rotation="t"/>
+              </v:shape>
+            </w:pict>
+          </mc:Fallback>
+        </mc:AlternateContent>
+      </w:r>
+      <w:r>
+        <w:rPr>
+          <w:sz w:val="28"/>
+          <w:szCs w:val="28"/>
+          <w:highlight w:val="none"/>
+        </w:rPr>
+      </w:r>
+    </w:p>
+    <w:p>
+      <w:pPr>
+        <w:suppressLineNumbers w:val="false"/>
+        <w:pBdr/>
+        <w:spacing w:after="0" w:before="0" w:line="360" w:lineRule="auto"/>
         <w:ind w:right="0" w:firstLine="709" w:left="0"/>
         <w:contextualSpacing w:val="false"/>
         <w:jc w:val="left"/>
@@ -1667,20 +1763,6 @@
           <w:highlight w:val="none"/>
         </w:rPr>
       </w:r>
-    </w:p>
-    <w:p>
-      <w:pPr>
-        <w:suppressLineNumbers w:val="false"/>
-        <w:pBdr/>
-        <w:shd w:val="nil" w:color="auto"/>
-        <w:spacing/>
-        <w:ind/>
-        <w:rPr>
-          <w:sz w:val="28"/>
-          <w:szCs w:val="28"/>
-          <w:highlight w:val="none"/>
-        </w:rPr>
-      </w:pPr>
       <w:r>
         <w:rPr>
           <w:sz w:val="28"/>
@@ -1689,6 +1771,13 @@
           <w:lang w:val="en-US"/>
         </w:rPr>
         <w:br w:type="page" w:clear="all"/>
+      </w:r>
+      <w:r>
+        <w:rPr>
+          <w:sz w:val="28"/>
+          <w:szCs w:val="28"/>
+          <w:highlight w:val="none"/>
+        </w:rPr>
       </w:r>
       <w:r>
         <w:rPr>
@@ -1784,7 +1873,7 @@
               <wp:inline xmlns:wp="http://schemas.openxmlformats.org/drawingml/2006/wordprocessingDrawing" distT="0" distB="0" distL="0" distR="0">
                 <wp:extent cx="5940425" cy="4224850"/>
                 <wp:effectExtent l="0" t="0" r="0" b="0"/>
-                <wp:docPr id="4" name=""/>
+                <wp:docPr id="5" name=""/>
                 <wp:cNvGraphicFramePr>
                   <a:graphicFrameLocks xmlns:a="http://schemas.openxmlformats.org/drawingml/2006/main" noChangeAspect="1"/>
                 </wp:cNvGraphicFramePr>
@@ -1799,7 +1888,7 @@
                         <pic:nvPr/>
                       </pic:nvPicPr>
                       <pic:blipFill>
-                        <a:blip r:embed="rId16"/>
+                        <a:blip r:embed="rId17"/>
                         <a:stretch/>
                       </pic:blipFill>
                       <pic:spPr bwMode="auto">
@@ -1838,23 +1927,14 @@
                 <v:path o:extrusionok="f" gradientshapeok="t" o:connecttype="rect"/>
                 <o:lock v:ext="edit" aspectratio="t"/>
               </v:shapetype>
-              <v:shape id="_x0000_i38" o:spid="_x0000_s38" type="#_x0000_t75" style="width:467.75pt;height:332.67pt;mso-wrap-distance-left:0.00pt;mso-wrap-distance-top:0.00pt;mso-wrap-distance-right:0.00pt;mso-wrap-distance-bottom:0.00pt;z-index:1;" stroked="false">
-                <v:imagedata r:id="rId16" o:title=""/>
+              <v:shape id="_x0000_i39" o:spid="_x0000_s39" type="#_x0000_t75" style="width:467.75pt;height:332.67pt;mso-wrap-distance-left:0.00pt;mso-wrap-distance-top:0.00pt;mso-wrap-distance-right:0.00pt;mso-wrap-distance-bottom:0.00pt;z-index:1;" stroked="false">
+                <v:imagedata r:id="rId17" o:title=""/>
                 <o:lock v:ext="edit" rotation="t"/>
               </v:shape>
             </w:pict>
           </mc:Fallback>
         </mc:AlternateContent>
       </w:r>
-      <w:r>
-        <w:rPr>
-          <w:sz w:val="28"/>
-          <w:szCs w:val="28"/>
-          <w:highlight w:val="none"/>
-          <w:lang w:val="ru-RU"/>
-        </w:rPr>
-      </w:r>
-      <w:r/>
       <w:r>
         <w:rPr>
           <w:sz w:val="28"/>
@@ -1955,7 +2035,7 @@
               <wp:inline xmlns:wp="http://schemas.openxmlformats.org/drawingml/2006/wordprocessingDrawing" distT="0" distB="0" distL="0" distR="0">
                 <wp:extent cx="5940425" cy="4224193"/>
                 <wp:effectExtent l="0" t="0" r="0" b="0"/>
-                <wp:docPr id="5" name=""/>
+                <wp:docPr id="6" name=""/>
                 <wp:cNvGraphicFramePr>
                   <a:graphicFrameLocks xmlns:a="http://schemas.openxmlformats.org/drawingml/2006/main" noChangeAspect="1"/>
                 </wp:cNvGraphicFramePr>
@@ -1970,7 +2050,7 @@
                         <pic:nvPr/>
                       </pic:nvPicPr>
                       <pic:blipFill>
-                        <a:blip r:embed="rId17"/>
+                        <a:blip r:embed="rId18"/>
                         <a:stretch/>
                       </pic:blipFill>
                       <pic:spPr bwMode="auto">
@@ -2009,8 +2089,8 @@
                 <v:path o:extrusionok="f" gradientshapeok="t" o:connecttype="rect"/>
                 <o:lock v:ext="edit" aspectratio="t"/>
               </v:shapetype>
-              <v:shape id="_x0000_i39" o:spid="_x0000_s39" type="#_x0000_t75" style="width:467.75pt;height:332.61pt;mso-wrap-distance-left:0.00pt;mso-wrap-distance-top:0.00pt;mso-wrap-distance-right:0.00pt;mso-wrap-distance-bottom:0.00pt;z-index:1;" stroked="false">
-                <v:imagedata r:id="rId17" o:title=""/>
+              <v:shape id="_x0000_i40" o:spid="_x0000_s40" type="#_x0000_t75" style="width:467.75pt;height:332.61pt;mso-wrap-distance-left:0.00pt;mso-wrap-distance-top:0.00pt;mso-wrap-distance-right:0.00pt;mso-wrap-distance-bottom:0.00pt;z-index:1;" stroked="false">
+                <v:imagedata r:id="rId18" o:title=""/>
                 <o:lock v:ext="edit" rotation="t"/>
               </v:shape>
             </w:pict>
@@ -2022,15 +2102,6 @@
           <w:sz w:val="28"/>
           <w:szCs w:val="28"/>
           <w:highlight w:val="none"/>
-          <w:lang w:val="ru-RU"/>
-        </w:rPr>
-      </w:r>
-      <w:r/>
-      <w:r>
-        <w:rPr>
-          <w:sz w:val="28"/>
-          <w:szCs w:val="28"/>
-          <w:highlight w:val="none"/>
         </w:rPr>
       </w:r>
       <w:r>
@@ -2069,20 +2140,6 @@
           <w:sz w:val="28"/>
           <w:szCs w:val="28"/>
           <w:highlight w:val="none"/>
-        </w:rPr>
-      </w:r>
-      <w:r>
-        <w:rPr>
-          <w:sz w:val="28"/>
-          <w:szCs w:val="28"/>
-          <w:highlight w:val="none"/>
-        </w:rPr>
-      </w:r>
-      <w:r>
-        <w:rPr>
-          <w:sz w:val="28"/>
-          <w:szCs w:val="28"/>
-          <w:highlight w:val="none"/>
           <w:lang w:val="ru-RU"/>
         </w:rPr>
         <w:t xml:space="preserve">1.4.2 Диаграмма декомпозиции (Право доступа клиент)</w:t>
@@ -2092,15 +2149,6 @@
           <w:sz w:val="28"/>
           <w:szCs w:val="28"/>
           <w:highlight w:val="none"/>
-          <w:lang w:val="ru-RU"/>
-        </w:rPr>
-      </w:r>
-      <w:r>
-        <w:rPr>
-          <w:sz w:val="28"/>
-          <w:szCs w:val="28"/>
-          <w:highlight w:val="none"/>
-          <w:lang w:val="ru-RU"/>
         </w:rPr>
       </w:r>
       <w:r>
@@ -2138,7 +2186,7 @@
               <wp:inline xmlns:wp="http://schemas.openxmlformats.org/drawingml/2006/wordprocessingDrawing" distT="0" distB="0" distL="0" distR="0">
                 <wp:extent cx="5940425" cy="4111464"/>
                 <wp:effectExtent l="0" t="0" r="0" b="0"/>
-                <wp:docPr id="6" name=""/>
+                <wp:docPr id="7" name=""/>
                 <wp:cNvGraphicFramePr>
                   <a:graphicFrameLocks xmlns:a="http://schemas.openxmlformats.org/drawingml/2006/main" noChangeAspect="1"/>
                 </wp:cNvGraphicFramePr>
@@ -2153,7 +2201,7 @@
                         <pic:nvPr/>
                       </pic:nvPicPr>
                       <pic:blipFill>
-                        <a:blip r:embed="rId18"/>
+                        <a:blip r:embed="rId19"/>
                         <a:stretch/>
                       </pic:blipFill>
                       <pic:spPr bwMode="auto">
@@ -2192,32 +2240,14 @@
                 <v:path o:extrusionok="f" gradientshapeok="t" o:connecttype="rect"/>
                 <o:lock v:ext="edit" aspectratio="t"/>
               </v:shapetype>
-              <v:shape id="_x0000_i40" o:spid="_x0000_s40" type="#_x0000_t75" style="width:467.75pt;height:323.74pt;mso-wrap-distance-left:0.00pt;mso-wrap-distance-top:0.00pt;mso-wrap-distance-right:0.00pt;mso-wrap-distance-bottom:0.00pt;z-index:1;" stroked="false">
-                <v:imagedata r:id="rId18" o:title=""/>
+              <v:shape id="_x0000_i41" o:spid="_x0000_s41" type="#_x0000_t75" style="width:467.75pt;height:323.74pt;mso-wrap-distance-left:0.00pt;mso-wrap-distance-top:0.00pt;mso-wrap-distance-right:0.00pt;mso-wrap-distance-bottom:0.00pt;z-index:1;" stroked="false">
+                <v:imagedata r:id="rId19" o:title=""/>
                 <o:lock v:ext="edit" rotation="t"/>
               </v:shape>
             </w:pict>
           </mc:Fallback>
         </mc:AlternateContent>
       </w:r>
-      <w:r>
-        <w:rPr>
-          <w:sz w:val="28"/>
-          <w:szCs w:val="28"/>
-          <w:highlight w:val="none"/>
-          <w:lang w:val="ru-RU"/>
-        </w:rPr>
-      </w:r>
-      <w:r/>
-      <w:r>
-        <w:rPr>
-          <w:sz w:val="28"/>
-          <w:szCs w:val="28"/>
-          <w:highlight w:val="none"/>
-          <w:lang w:val="ru-RU"/>
-        </w:rPr>
-      </w:r>
-      <w:r/>
       <w:r>
         <w:rPr>
           <w:sz w:val="28"/>
@@ -2268,7 +2298,7 @@
               <wp:inline xmlns:wp="http://schemas.openxmlformats.org/drawingml/2006/wordprocessingDrawing" distT="0" distB="0" distL="0" distR="0">
                 <wp:extent cx="5940425" cy="4124338"/>
                 <wp:effectExtent l="0" t="0" r="0" b="0"/>
-                <wp:docPr id="7" name=""/>
+                <wp:docPr id="8" name=""/>
                 <wp:cNvGraphicFramePr>
                   <a:graphicFrameLocks xmlns:a="http://schemas.openxmlformats.org/drawingml/2006/main" noChangeAspect="1"/>
                 </wp:cNvGraphicFramePr>
@@ -2283,7 +2313,7 @@
                         <pic:nvPr/>
                       </pic:nvPicPr>
                       <pic:blipFill>
-                        <a:blip r:embed="rId19"/>
+                        <a:blip r:embed="rId20"/>
                         <a:stretch/>
                       </pic:blipFill>
                       <pic:spPr bwMode="auto">
@@ -2322,32 +2352,14 @@
                 <v:path o:extrusionok="f" gradientshapeok="t" o:connecttype="rect"/>
                 <o:lock v:ext="edit" aspectratio="t"/>
               </v:shapetype>
-              <v:shape id="_x0000_i41" o:spid="_x0000_s41" type="#_x0000_t75" style="width:467.75pt;height:324.75pt;mso-wrap-distance-left:0.00pt;mso-wrap-distance-top:0.00pt;mso-wrap-distance-right:0.00pt;mso-wrap-distance-bottom:0.00pt;z-index:1;" stroked="false">
-                <v:imagedata r:id="rId19" o:title=""/>
+              <v:shape id="_x0000_i42" o:spid="_x0000_s42" type="#_x0000_t75" style="width:467.75pt;height:324.75pt;mso-wrap-distance-left:0.00pt;mso-wrap-distance-top:0.00pt;mso-wrap-distance-right:0.00pt;mso-wrap-distance-bottom:0.00pt;z-index:1;" stroked="false">
+                <v:imagedata r:id="rId20" o:title=""/>
                 <o:lock v:ext="edit" rotation="t"/>
               </v:shape>
             </w:pict>
           </mc:Fallback>
         </mc:AlternateContent>
       </w:r>
-      <w:r>
-        <w:rPr>
-          <w:sz w:val="28"/>
-          <w:szCs w:val="28"/>
-          <w:highlight w:val="none"/>
-          <w:lang w:val="ru-RU"/>
-        </w:rPr>
-      </w:r>
-      <w:r/>
-      <w:r>
-        <w:rPr>
-          <w:sz w:val="28"/>
-          <w:szCs w:val="28"/>
-          <w:highlight w:val="none"/>
-          <w:lang w:val="ru-RU"/>
-        </w:rPr>
-      </w:r>
-      <w:r/>
       <w:r>
         <w:rPr>
           <w:sz w:val="28"/>
@@ -2477,7 +2489,7 @@
               <wp:inline xmlns:wp="http://schemas.openxmlformats.org/drawingml/2006/wordprocessingDrawing" distT="0" distB="0" distL="0" distR="0">
                 <wp:extent cx="5940425" cy="4122832"/>
                 <wp:effectExtent l="0" t="0" r="0" b="0"/>
-                <wp:docPr id="8" name=""/>
+                <wp:docPr id="9" name=""/>
                 <wp:cNvGraphicFramePr>
                   <a:graphicFrameLocks xmlns:a="http://schemas.openxmlformats.org/drawingml/2006/main" noChangeAspect="1"/>
                 </wp:cNvGraphicFramePr>
@@ -2492,7 +2504,7 @@
                         <pic:nvPr/>
                       </pic:nvPicPr>
                       <pic:blipFill>
-                        <a:blip r:embed="rId20"/>
+                        <a:blip r:embed="rId21"/>
                         <a:stretch/>
                       </pic:blipFill>
                       <pic:spPr bwMode="auto">
@@ -2531,23 +2543,14 @@
                 <v:path o:extrusionok="f" gradientshapeok="t" o:connecttype="rect"/>
                 <o:lock v:ext="edit" aspectratio="t"/>
               </v:shapetype>
-              <v:shape id="_x0000_i42" o:spid="_x0000_s42" type="#_x0000_t75" style="width:467.75pt;height:324.63pt;mso-wrap-distance-left:0.00pt;mso-wrap-distance-top:0.00pt;mso-wrap-distance-right:0.00pt;mso-wrap-distance-bottom:0.00pt;z-index:1;" stroked="false">
-                <v:imagedata r:id="rId20" o:title=""/>
+              <v:shape id="_x0000_i43" o:spid="_x0000_s43" type="#_x0000_t75" style="width:467.75pt;height:324.63pt;mso-wrap-distance-left:0.00pt;mso-wrap-distance-top:0.00pt;mso-wrap-distance-right:0.00pt;mso-wrap-distance-bottom:0.00pt;z-index:1;" stroked="false">
+                <v:imagedata r:id="rId21" o:title=""/>
                 <o:lock v:ext="edit" rotation="t"/>
               </v:shape>
             </w:pict>
           </mc:Fallback>
         </mc:AlternateContent>
       </w:r>
-      <w:r>
-        <w:rPr>
-          <w:sz w:val="28"/>
-          <w:szCs w:val="28"/>
-          <w:highlight w:val="none"/>
-          <w:lang w:val="ru-RU"/>
-        </w:rPr>
-      </w:r>
-      <w:r/>
       <w:r>
         <w:rPr>
           <w:highlight w:val="none"/>
@@ -3877,7 +3880,7 @@
               <wp:inline xmlns:wp="http://schemas.openxmlformats.org/drawingml/2006/wordprocessingDrawing" distT="0" distB="0" distL="0" distR="0">
                 <wp:extent cx="1866900" cy="5724525"/>
                 <wp:effectExtent l="0" t="0" r="0" b="0"/>
-                <wp:docPr id="9" name=""/>
+                <wp:docPr id="10" name=""/>
                 <wp:cNvGraphicFramePr>
                   <a:graphicFrameLocks xmlns:a="http://schemas.openxmlformats.org/drawingml/2006/main" noChangeAspect="1"/>
                 </wp:cNvGraphicFramePr>
@@ -3892,7 +3895,7 @@
                         <pic:nvPr/>
                       </pic:nvPicPr>
                       <pic:blipFill>
-                        <a:blip r:embed="rId21"/>
+                        <a:blip r:embed="rId22"/>
                         <a:stretch/>
                       </pic:blipFill>
                       <pic:spPr bwMode="auto">
@@ -3931,8 +3934,8 @@
                 <v:path o:extrusionok="f" gradientshapeok="t" o:connecttype="rect"/>
                 <o:lock v:ext="edit" aspectratio="t"/>
               </v:shapetype>
-              <v:shape id="_x0000_i43" o:spid="_x0000_s43" type="#_x0000_t75" style="width:147.00pt;height:450.75pt;mso-wrap-distance-left:0.00pt;mso-wrap-distance-top:0.00pt;mso-wrap-distance-right:0.00pt;mso-wrap-distance-bottom:0.00pt;z-index:1;" stroked="false">
-                <v:imagedata r:id="rId21" o:title=""/>
+              <v:shape id="_x0000_i44" o:spid="_x0000_s44" type="#_x0000_t75" style="width:147.00pt;height:450.75pt;mso-wrap-distance-left:0.00pt;mso-wrap-distance-top:0.00pt;mso-wrap-distance-right:0.00pt;mso-wrap-distance-bottom:0.00pt;z-index:1;" stroked="false">
+                <v:imagedata r:id="rId22" o:title=""/>
                 <o:lock v:ext="edit" rotation="t"/>
               </v:shape>
             </w:pict>
@@ -4494,6 +4497,7 @@
           <w:sz w:val="28"/>
           <w:szCs w:val="28"/>
           <w:highlight w:val="none"/>
+          <w:lang w:val="ru-RU"/>
         </w:rPr>
       </w:r>
       <w:r>
@@ -4594,7 +4598,7 @@
               <wp:inline xmlns:wp="http://schemas.openxmlformats.org/drawingml/2006/wordprocessingDrawing" distT="0" distB="0" distL="0" distR="0">
                 <wp:extent cx="2594950" cy="1763235"/>
                 <wp:effectExtent l="0" t="0" r="0" b="0"/>
-                <wp:docPr id="10" name=""/>
+                <wp:docPr id="11" name=""/>
                 <wp:cNvGraphicFramePr>
                   <a:graphicFrameLocks xmlns:a="http://schemas.openxmlformats.org/drawingml/2006/main" noChangeAspect="1"/>
                 </wp:cNvGraphicFramePr>
@@ -4609,7 +4613,7 @@
                         <pic:nvPr/>
                       </pic:nvPicPr>
                       <pic:blipFill>
-                        <a:blip r:embed="rId22"/>
+                        <a:blip r:embed="rId23"/>
                         <a:stretch/>
                       </pic:blipFill>
                       <pic:spPr bwMode="auto">
@@ -4648,8 +4652,8 @@
                 <v:path o:extrusionok="f" gradientshapeok="t" o:connecttype="rect"/>
                 <o:lock v:ext="edit" aspectratio="t"/>
               </v:shapetype>
-              <v:shape id="_x0000_i44" o:spid="_x0000_s44" type="#_x0000_t75" style="width:204.33pt;height:138.84pt;mso-wrap-distance-left:0.00pt;mso-wrap-distance-top:0.00pt;mso-wrap-distance-right:0.00pt;mso-wrap-distance-bottom:0.00pt;z-index:1;" stroked="false">
-                <v:imagedata r:id="rId22" o:title=""/>
+              <v:shape id="_x0000_i45" o:spid="_x0000_s45" type="#_x0000_t75" style="width:204.33pt;height:138.84pt;mso-wrap-distance-left:0.00pt;mso-wrap-distance-top:0.00pt;mso-wrap-distance-right:0.00pt;mso-wrap-distance-bottom:0.00pt;z-index:1;" stroked="false">
+                <v:imagedata r:id="rId23" o:title=""/>
                 <o:lock v:ext="edit" rotation="t"/>
               </v:shape>
             </w:pict>
@@ -4753,7 +4757,7 @@
               <wp:inline xmlns:wp="http://schemas.openxmlformats.org/drawingml/2006/wordprocessingDrawing" distT="0" distB="0" distL="0" distR="0">
                 <wp:extent cx="2378415" cy="1616102"/>
                 <wp:effectExtent l="0" t="0" r="0" b="0"/>
-                <wp:docPr id="11" name=""/>
+                <wp:docPr id="12" name=""/>
                 <wp:cNvGraphicFramePr>
                   <a:graphicFrameLocks xmlns:a="http://schemas.openxmlformats.org/drawingml/2006/main" noChangeAspect="1"/>
                 </wp:cNvGraphicFramePr>
@@ -4768,7 +4772,7 @@
                         <pic:nvPr/>
                       </pic:nvPicPr>
                       <pic:blipFill>
-                        <a:blip r:embed="rId22"/>
+                        <a:blip r:embed="rId23"/>
                         <a:stretch/>
                       </pic:blipFill>
                       <pic:spPr bwMode="auto">
@@ -4807,8 +4811,8 @@
                 <v:path o:extrusionok="f" gradientshapeok="t" o:connecttype="rect"/>
                 <o:lock v:ext="edit" aspectratio="t"/>
               </v:shapetype>
-              <v:shape id="_x0000_i45" o:spid="_x0000_s45" type="#_x0000_t75" style="width:187.28pt;height:127.25pt;mso-wrap-distance-left:0.00pt;mso-wrap-distance-top:0.00pt;mso-wrap-distance-right:0.00pt;mso-wrap-distance-bottom:0.00pt;z-index:1;" stroked="false">
-                <v:imagedata r:id="rId22" o:title=""/>
+              <v:shape id="_x0000_i46" o:spid="_x0000_s46" type="#_x0000_t75" style="width:187.28pt;height:127.25pt;mso-wrap-distance-left:0.00pt;mso-wrap-distance-top:0.00pt;mso-wrap-distance-right:0.00pt;mso-wrap-distance-bottom:0.00pt;z-index:1;" stroked="false">
+                <v:imagedata r:id="rId23" o:title=""/>
                 <o:lock v:ext="edit" rotation="t"/>
               </v:shape>
             </w:pict>
@@ -4912,7 +4916,7 @@
               <wp:inline xmlns:wp="http://schemas.openxmlformats.org/drawingml/2006/wordprocessingDrawing" distT="0" distB="0" distL="0" distR="0">
                 <wp:extent cx="5093040" cy="988335"/>
                 <wp:effectExtent l="0" t="0" r="0" b="0"/>
-                <wp:docPr id="12" name=""/>
+                <wp:docPr id="13" name=""/>
                 <wp:cNvGraphicFramePr>
                   <a:graphicFrameLocks xmlns:a="http://schemas.openxmlformats.org/drawingml/2006/main" noChangeAspect="1"/>
                 </wp:cNvGraphicFramePr>
@@ -4927,7 +4931,7 @@
                         <pic:nvPr/>
                       </pic:nvPicPr>
                       <pic:blipFill>
-                        <a:blip r:embed="rId23"/>
+                        <a:blip r:embed="rId24"/>
                         <a:stretch/>
                       </pic:blipFill>
                       <pic:spPr bwMode="auto">
@@ -4966,8 +4970,8 @@
                 <v:path o:extrusionok="f" gradientshapeok="t" o:connecttype="rect"/>
                 <o:lock v:ext="edit" aspectratio="t"/>
               </v:shapetype>
-              <v:shape id="_x0000_i46" o:spid="_x0000_s46" type="#_x0000_t75" style="width:401.03pt;height:77.82pt;mso-wrap-distance-left:0.00pt;mso-wrap-distance-top:0.00pt;mso-wrap-distance-right:0.00pt;mso-wrap-distance-bottom:0.00pt;z-index:1;" stroked="false">
-                <v:imagedata r:id="rId23" o:title=""/>
+              <v:shape id="_x0000_i47" o:spid="_x0000_s47" type="#_x0000_t75" style="width:401.03pt;height:77.82pt;mso-wrap-distance-left:0.00pt;mso-wrap-distance-top:0.00pt;mso-wrap-distance-right:0.00pt;mso-wrap-distance-bottom:0.00pt;z-index:1;" stroked="false">
+                <v:imagedata r:id="rId24" o:title=""/>
                 <o:lock v:ext="edit" rotation="t"/>
               </v:shape>
             </w:pict>
@@ -5063,7 +5067,7 @@
               <wp:inline xmlns:wp="http://schemas.openxmlformats.org/drawingml/2006/wordprocessingDrawing" distT="0" distB="0" distL="0" distR="0">
                 <wp:extent cx="5235915" cy="1651377"/>
                 <wp:effectExtent l="0" t="0" r="0" b="0"/>
-                <wp:docPr id="13" name=""/>
+                <wp:docPr id="14" name=""/>
                 <wp:cNvGraphicFramePr>
                   <a:graphicFrameLocks xmlns:a="http://schemas.openxmlformats.org/drawingml/2006/main" noChangeAspect="1"/>
                 </wp:cNvGraphicFramePr>
@@ -5078,7 +5082,7 @@
                         <pic:nvPr/>
                       </pic:nvPicPr>
                       <pic:blipFill>
-                        <a:blip r:embed="rId24"/>
+                        <a:blip r:embed="rId25"/>
                         <a:stretch/>
                       </pic:blipFill>
                       <pic:spPr bwMode="auto">
@@ -5117,8 +5121,8 @@
                 <v:path o:extrusionok="f" gradientshapeok="t" o:connecttype="rect"/>
                 <o:lock v:ext="edit" aspectratio="t"/>
               </v:shapetype>
-              <v:shape id="_x0000_i47" o:spid="_x0000_s47" type="#_x0000_t75" style="width:412.28pt;height:130.03pt;mso-wrap-distance-left:0.00pt;mso-wrap-distance-top:0.00pt;mso-wrap-distance-right:0.00pt;mso-wrap-distance-bottom:0.00pt;z-index:1;" stroked="false">
-                <v:imagedata r:id="rId24" o:title=""/>
+              <v:shape id="_x0000_i48" o:spid="_x0000_s48" type="#_x0000_t75" style="width:412.28pt;height:130.03pt;mso-wrap-distance-left:0.00pt;mso-wrap-distance-top:0.00pt;mso-wrap-distance-right:0.00pt;mso-wrap-distance-bottom:0.00pt;z-index:1;" stroked="false">
+                <v:imagedata r:id="rId25" o:title=""/>
                 <o:lock v:ext="edit" rotation="t"/>
               </v:shape>
             </w:pict>
@@ -5223,7 +5227,7 @@
               <wp:inline xmlns:wp="http://schemas.openxmlformats.org/drawingml/2006/wordprocessingDrawing" distT="0" distB="0" distL="0" distR="0">
                 <wp:extent cx="1095375" cy="571500"/>
                 <wp:effectExtent l="0" t="0" r="0" b="0"/>
-                <wp:docPr id="14" name=""/>
+                <wp:docPr id="15" name=""/>
                 <wp:cNvGraphicFramePr>
                   <a:graphicFrameLocks xmlns:a="http://schemas.openxmlformats.org/drawingml/2006/main" noChangeAspect="1"/>
                 </wp:cNvGraphicFramePr>
@@ -5238,7 +5242,7 @@
                         <pic:nvPr/>
                       </pic:nvPicPr>
                       <pic:blipFill>
-                        <a:blip r:embed="rId25"/>
+                        <a:blip r:embed="rId26"/>
                         <a:stretch/>
                       </pic:blipFill>
                       <pic:spPr bwMode="auto">
@@ -5277,8 +5281,8 @@
                 <v:path o:extrusionok="f" gradientshapeok="t" o:connecttype="rect"/>
                 <o:lock v:ext="edit" aspectratio="t"/>
               </v:shapetype>
-              <v:shape id="_x0000_i48" o:spid="_x0000_s48" type="#_x0000_t75" style="width:86.25pt;height:45.00pt;mso-wrap-distance-left:0.00pt;mso-wrap-distance-top:0.00pt;mso-wrap-distance-right:0.00pt;mso-wrap-distance-bottom:0.00pt;z-index:1;" stroked="false">
-                <v:imagedata r:id="rId25" o:title=""/>
+              <v:shape id="_x0000_i49" o:spid="_x0000_s49" type="#_x0000_t75" style="width:86.25pt;height:45.00pt;mso-wrap-distance-left:0.00pt;mso-wrap-distance-top:0.00pt;mso-wrap-distance-right:0.00pt;mso-wrap-distance-bottom:0.00pt;z-index:1;" stroked="false">
+                <v:imagedata r:id="rId26" o:title=""/>
                 <o:lock v:ext="edit" rotation="t"/>
               </v:shape>
             </w:pict>
@@ -5380,7 +5384,7 @@
           <w:lang w:val="en-US"/>
         </w:rPr>
       </w:r>
-      <w:hyperlink r:id="rId26" w:tooltip="https://learn.microsoft.com/ru-ru/dotnet/desktop/winforms/" w:history="1">
+      <w:hyperlink r:id="rId27" w:tooltip="https://learn.microsoft.com/ru-ru/dotnet/desktop/winforms/" w:history="1">
         <w:r>
           <w:rPr>
             <w:rStyle w:val="1598"/>
@@ -5506,7 +5510,7 @@
           <w:lang w:val="en-US"/>
         </w:rPr>
       </w:r>
-      <w:hyperlink r:id="rId27" w:tooltip="https://learn.microsoft.com/ru-ru/windows/win32/api/bcrypt/nf-bcrypt-bcryptcreatehash" w:history="1">
+      <w:hyperlink r:id="rId28" w:tooltip="https://learn.microsoft.com/ru-ru/windows/win32/api/bcrypt/nf-bcrypt-bcryptcreatehash" w:history="1">
         <w:r>
           <w:rPr>
             <w:rStyle w:val="1598"/>
@@ -5580,7 +5584,6 @@
           <w:sz w:val="28"/>
           <w:szCs w:val="28"/>
           <w:highlight w:val="none"/>
-          <w:lang w:val="ru-RU"/>
         </w:rPr>
       </w:r>
       <w:r>
@@ -5620,6 +5623,7 @@
           <w:sz w:val="28"/>
           <w:szCs w:val="28"/>
           <w:highlight w:val="none"/>
+          <w:lang w:val="ru-RU"/>
         </w:rPr>
       </w:r>
       <w:r>
@@ -9030,7 +9034,7 @@
               <wp:inline xmlns:wp="http://schemas.openxmlformats.org/drawingml/2006/wordprocessingDrawing" distT="0" distB="0" distL="0" distR="0">
                 <wp:extent cx="4062500" cy="3480939"/>
                 <wp:effectExtent l="0" t="0" r="0" b="0"/>
-                <wp:docPr id="15" name=""/>
+                <wp:docPr id="16" name=""/>
                 <wp:cNvGraphicFramePr>
                   <a:graphicFrameLocks xmlns:a="http://schemas.openxmlformats.org/drawingml/2006/main" noChangeAspect="1"/>
                 </wp:cNvGraphicFramePr>
@@ -9045,7 +9049,7 @@
                         <pic:nvPr/>
                       </pic:nvPicPr>
                       <pic:blipFill>
-                        <a:blip r:embed="rId28"/>
+                        <a:blip r:embed="rId29"/>
                         <a:stretch/>
                       </pic:blipFill>
                       <pic:spPr bwMode="auto">
@@ -9084,8 +9088,8 @@
                 <v:path o:extrusionok="f" gradientshapeok="t" o:connecttype="rect"/>
                 <o:lock v:ext="edit" aspectratio="t"/>
               </v:shapetype>
-              <v:shape id="_x0000_i49" o:spid="_x0000_s49" type="#_x0000_t75" style="width:319.88pt;height:274.09pt;mso-wrap-distance-left:0.00pt;mso-wrap-distance-top:0.00pt;mso-wrap-distance-right:0.00pt;mso-wrap-distance-bottom:0.00pt;z-index:1;" stroked="false">
-                <v:imagedata r:id="rId28" o:title=""/>
+              <v:shape id="_x0000_i50" o:spid="_x0000_s50" type="#_x0000_t75" style="width:319.88pt;height:274.09pt;mso-wrap-distance-left:0.00pt;mso-wrap-distance-top:0.00pt;mso-wrap-distance-right:0.00pt;mso-wrap-distance-bottom:0.00pt;z-index:1;" stroked="false">
+                <v:imagedata r:id="rId29" o:title=""/>
                 <o:lock v:ext="edit" rotation="t"/>
               </v:shape>
             </w:pict>
@@ -9181,7 +9185,7 @@
               <wp:inline xmlns:wp="http://schemas.openxmlformats.org/drawingml/2006/wordprocessingDrawing" distT="0" distB="0" distL="0" distR="0">
                 <wp:extent cx="4254840" cy="3989465"/>
                 <wp:effectExtent l="0" t="0" r="0" b="0"/>
-                <wp:docPr id="16" name=""/>
+                <wp:docPr id="17" name=""/>
                 <wp:cNvGraphicFramePr>
                   <a:graphicFrameLocks xmlns:a="http://schemas.openxmlformats.org/drawingml/2006/main" noChangeAspect="1"/>
                 </wp:cNvGraphicFramePr>
@@ -9196,7 +9200,7 @@
                         <pic:nvPr/>
                       </pic:nvPicPr>
                       <pic:blipFill>
-                        <a:blip r:embed="rId29"/>
+                        <a:blip r:embed="rId30"/>
                         <a:stretch/>
                       </pic:blipFill>
                       <pic:spPr bwMode="auto">
@@ -9235,8 +9239,8 @@
                 <v:path o:extrusionok="f" gradientshapeok="t" o:connecttype="rect"/>
                 <o:lock v:ext="edit" aspectratio="t"/>
               </v:shapetype>
-              <v:shape id="_x0000_i50" o:spid="_x0000_s50" type="#_x0000_t75" style="width:335.03pt;height:314.13pt;mso-wrap-distance-left:0.00pt;mso-wrap-distance-top:0.00pt;mso-wrap-distance-right:0.00pt;mso-wrap-distance-bottom:0.00pt;z-index:1;" stroked="false">
-                <v:imagedata r:id="rId29" o:title=""/>
+              <v:shape id="_x0000_i51" o:spid="_x0000_s51" type="#_x0000_t75" style="width:335.03pt;height:314.13pt;mso-wrap-distance-left:0.00pt;mso-wrap-distance-top:0.00pt;mso-wrap-distance-right:0.00pt;mso-wrap-distance-bottom:0.00pt;z-index:1;" stroked="false">
+                <v:imagedata r:id="rId30" o:title=""/>
                 <o:lock v:ext="edit" rotation="t"/>
               </v:shape>
             </w:pict>
@@ -9382,7 +9386,7 @@
               <wp:inline xmlns:wp="http://schemas.openxmlformats.org/drawingml/2006/wordprocessingDrawing" distT="0" distB="0" distL="0" distR="0">
                 <wp:extent cx="5676900" cy="6572250"/>
                 <wp:effectExtent l="0" t="0" r="0" b="0"/>
-                <wp:docPr id="17" name=""/>
+                <wp:docPr id="18" name=""/>
                 <wp:cNvGraphicFramePr>
                   <a:graphicFrameLocks xmlns:a="http://schemas.openxmlformats.org/drawingml/2006/main" noChangeAspect="1"/>
                 </wp:cNvGraphicFramePr>
@@ -9397,7 +9401,7 @@
                         <pic:nvPr/>
                       </pic:nvPicPr>
                       <pic:blipFill>
-                        <a:blip r:embed="rId30"/>
+                        <a:blip r:embed="rId31"/>
                         <a:stretch/>
                       </pic:blipFill>
                       <pic:spPr bwMode="auto">
@@ -9436,8 +9440,8 @@
                 <v:path o:extrusionok="f" gradientshapeok="t" o:connecttype="rect"/>
                 <o:lock v:ext="edit" aspectratio="t"/>
               </v:shapetype>
-              <v:shape id="_x0000_i51" o:spid="_x0000_s51" type="#_x0000_t75" style="width:447.00pt;height:517.50pt;mso-wrap-distance-left:0.00pt;mso-wrap-distance-top:0.00pt;mso-wrap-distance-right:0.00pt;mso-wrap-distance-bottom:0.00pt;z-index:1;" stroked="false">
-                <v:imagedata r:id="rId30" o:title=""/>
+              <v:shape id="_x0000_i52" o:spid="_x0000_s52" type="#_x0000_t75" style="width:447.00pt;height:517.50pt;mso-wrap-distance-left:0.00pt;mso-wrap-distance-top:0.00pt;mso-wrap-distance-right:0.00pt;mso-wrap-distance-bottom:0.00pt;z-index:1;" stroked="false">
+                <v:imagedata r:id="rId31" o:title=""/>
                 <o:lock v:ext="edit" rotation="t"/>
               </v:shape>
             </w:pict>
@@ -9563,7 +9567,7 @@
               <wp:inline xmlns:wp="http://schemas.openxmlformats.org/drawingml/2006/wordprocessingDrawing" distT="0" distB="0" distL="0" distR="0">
                 <wp:extent cx="5705475" cy="6600825"/>
                 <wp:effectExtent l="0" t="0" r="0" b="0"/>
-                <wp:docPr id="18" name=""/>
+                <wp:docPr id="19" name=""/>
                 <wp:cNvGraphicFramePr>
                   <a:graphicFrameLocks xmlns:a="http://schemas.openxmlformats.org/drawingml/2006/main" noChangeAspect="1"/>
                 </wp:cNvGraphicFramePr>
@@ -9578,7 +9582,7 @@
                         <pic:nvPr/>
                       </pic:nvPicPr>
                       <pic:blipFill>
-                        <a:blip r:embed="rId31"/>
+                        <a:blip r:embed="rId32"/>
                         <a:stretch/>
                       </pic:blipFill>
                       <pic:spPr bwMode="auto">
@@ -9617,8 +9621,8 @@
                 <v:path o:extrusionok="f" gradientshapeok="t" o:connecttype="rect"/>
                 <o:lock v:ext="edit" aspectratio="t"/>
               </v:shapetype>
-              <v:shape id="_x0000_i52" o:spid="_x0000_s52" type="#_x0000_t75" style="width:449.25pt;height:519.75pt;mso-wrap-distance-left:0.00pt;mso-wrap-distance-top:0.00pt;mso-wrap-distance-right:0.00pt;mso-wrap-distance-bottom:0.00pt;z-index:1;" stroked="false">
-                <v:imagedata r:id="rId31" o:title=""/>
+              <v:shape id="_x0000_i53" o:spid="_x0000_s53" type="#_x0000_t75" style="width:449.25pt;height:519.75pt;mso-wrap-distance-left:0.00pt;mso-wrap-distance-top:0.00pt;mso-wrap-distance-right:0.00pt;mso-wrap-distance-bottom:0.00pt;z-index:1;" stroked="false">
+                <v:imagedata r:id="rId32" o:title=""/>
                 <o:lock v:ext="edit" rotation="t"/>
               </v:shape>
             </w:pict>
@@ -9730,7 +9734,7 @@
               <wp:inline xmlns:wp="http://schemas.openxmlformats.org/drawingml/2006/wordprocessingDrawing" distT="0" distB="0" distL="0" distR="0">
                 <wp:extent cx="5940425" cy="2970212"/>
                 <wp:effectExtent l="0" t="0" r="0" b="0"/>
-                <wp:docPr id="19" name=""/>
+                <wp:docPr id="20" name=""/>
                 <wp:cNvGraphicFramePr>
                   <a:graphicFrameLocks xmlns:a="http://schemas.openxmlformats.org/drawingml/2006/main" noChangeAspect="1"/>
                 </wp:cNvGraphicFramePr>
@@ -9745,7 +9749,7 @@
                         <pic:nvPr/>
                       </pic:nvPicPr>
                       <pic:blipFill>
-                        <a:blip r:embed="rId32"/>
+                        <a:blip r:embed="rId33"/>
                         <a:stretch/>
                       </pic:blipFill>
                       <pic:spPr bwMode="auto">
@@ -9784,8 +9788,8 @@
                 <v:path o:extrusionok="f" gradientshapeok="t" o:connecttype="rect"/>
                 <o:lock v:ext="edit" aspectratio="t"/>
               </v:shapetype>
-              <v:shape id="_x0000_i53" o:spid="_x0000_s53" type="#_x0000_t75" style="width:467.75pt;height:233.87pt;mso-wrap-distance-left:0.00pt;mso-wrap-distance-top:0.00pt;mso-wrap-distance-right:0.00pt;mso-wrap-distance-bottom:0.00pt;z-index:1;" stroked="false">
-                <v:imagedata r:id="rId32" o:title=""/>
+              <v:shape id="_x0000_i54" o:spid="_x0000_s54" type="#_x0000_t75" style="width:467.75pt;height:233.87pt;mso-wrap-distance-left:0.00pt;mso-wrap-distance-top:0.00pt;mso-wrap-distance-right:0.00pt;mso-wrap-distance-bottom:0.00pt;z-index:1;" stroked="false">
+                <v:imagedata r:id="rId33" o:title=""/>
                 <o:lock v:ext="edit" rotation="t"/>
               </v:shape>
             </w:pict>
@@ -9875,7 +9879,7 @@
               <wp:inline xmlns:wp="http://schemas.openxmlformats.org/drawingml/2006/wordprocessingDrawing" distT="0" distB="0" distL="0" distR="0">
                 <wp:extent cx="3670748" cy="4429804"/>
                 <wp:effectExtent l="0" t="0" r="0" b="0"/>
-                <wp:docPr id="20" name=""/>
+                <wp:docPr id="21" name=""/>
                 <wp:cNvGraphicFramePr>
                   <a:graphicFrameLocks xmlns:a="http://schemas.openxmlformats.org/drawingml/2006/main" noChangeAspect="1"/>
                 </wp:cNvGraphicFramePr>
@@ -9890,7 +9894,7 @@
                         <pic:nvPr/>
                       </pic:nvPicPr>
                       <pic:blipFill>
-                        <a:blip r:embed="rId33"/>
+                        <a:blip r:embed="rId34"/>
                         <a:stretch/>
                       </pic:blipFill>
                       <pic:spPr bwMode="auto">
@@ -9929,8 +9933,8 @@
                 <v:path o:extrusionok="f" gradientshapeok="t" o:connecttype="rect"/>
                 <o:lock v:ext="edit" aspectratio="t"/>
               </v:shapetype>
-              <v:shape id="_x0000_i54" o:spid="_x0000_s54" type="#_x0000_t75" style="width:289.04pt;height:348.80pt;mso-wrap-distance-left:0.00pt;mso-wrap-distance-top:0.00pt;mso-wrap-distance-right:0.00pt;mso-wrap-distance-bottom:0.00pt;z-index:1;" stroked="false">
-                <v:imagedata r:id="rId33" o:title=""/>
+              <v:shape id="_x0000_i55" o:spid="_x0000_s55" type="#_x0000_t75" style="width:289.04pt;height:348.80pt;mso-wrap-distance-left:0.00pt;mso-wrap-distance-top:0.00pt;mso-wrap-distance-right:0.00pt;mso-wrap-distance-bottom:0.00pt;z-index:1;" stroked="false">
+                <v:imagedata r:id="rId34" o:title=""/>
                 <o:lock v:ext="edit" rotation="t"/>
               </v:shape>
             </w:pict>
@@ -10019,7 +10023,7 @@
               <wp:inline xmlns:wp="http://schemas.openxmlformats.org/drawingml/2006/wordprocessingDrawing" distT="0" distB="0" distL="0" distR="0">
                 <wp:extent cx="4986543" cy="6071278"/>
                 <wp:effectExtent l="0" t="0" r="0" b="0"/>
-                <wp:docPr id="21" name=""/>
+                <wp:docPr id="22" name=""/>
                 <wp:cNvGraphicFramePr>
                   <a:graphicFrameLocks xmlns:a="http://schemas.openxmlformats.org/drawingml/2006/main" noChangeAspect="1"/>
                 </wp:cNvGraphicFramePr>
@@ -10034,7 +10038,7 @@
                         <pic:nvPr/>
                       </pic:nvPicPr>
                       <pic:blipFill>
-                        <a:blip r:embed="rId34"/>
+                        <a:blip r:embed="rId35"/>
                         <a:stretch/>
                       </pic:blipFill>
                       <pic:spPr bwMode="auto">
@@ -10073,8 +10077,8 @@
                 <v:path o:extrusionok="f" gradientshapeok="t" o:connecttype="rect"/>
                 <o:lock v:ext="edit" aspectratio="t"/>
               </v:shapetype>
-              <v:shape id="_x0000_i55" o:spid="_x0000_s55" type="#_x0000_t75" style="width:392.64pt;height:478.05pt;mso-wrap-distance-left:0.00pt;mso-wrap-distance-top:0.00pt;mso-wrap-distance-right:0.00pt;mso-wrap-distance-bottom:0.00pt;z-index:1;" stroked="false">
-                <v:imagedata r:id="rId34" o:title=""/>
+              <v:shape id="_x0000_i56" o:spid="_x0000_s56" type="#_x0000_t75" style="width:392.64pt;height:478.05pt;mso-wrap-distance-left:0.00pt;mso-wrap-distance-top:0.00pt;mso-wrap-distance-right:0.00pt;mso-wrap-distance-bottom:0.00pt;z-index:1;" stroked="false">
+                <v:imagedata r:id="rId35" o:title=""/>
                 <o:lock v:ext="edit" rotation="t"/>
               </v:shape>
             </w:pict>
@@ -10155,7 +10159,7 @@
               <wp:inline xmlns:wp="http://schemas.openxmlformats.org/drawingml/2006/wordprocessingDrawing" distT="0" distB="0" distL="0" distR="0">
                 <wp:extent cx="3171254" cy="2315296"/>
                 <wp:effectExtent l="0" t="0" r="0" b="0"/>
-                <wp:docPr id="22" name=""/>
+                <wp:docPr id="23" name=""/>
                 <wp:cNvGraphicFramePr>
                   <a:graphicFrameLocks xmlns:a="http://schemas.openxmlformats.org/drawingml/2006/main" noChangeAspect="1"/>
                 </wp:cNvGraphicFramePr>
@@ -10170,7 +10174,7 @@
                         <pic:nvPr/>
                       </pic:nvPicPr>
                       <pic:blipFill>
-                        <a:blip r:embed="rId35"/>
+                        <a:blip r:embed="rId36"/>
                         <a:stretch/>
                       </pic:blipFill>
                       <pic:spPr bwMode="auto">
@@ -10209,8 +10213,8 @@
                 <v:path o:extrusionok="f" gradientshapeok="t" o:connecttype="rect"/>
                 <o:lock v:ext="edit" aspectratio="t"/>
               </v:shapetype>
-              <v:shape id="_x0000_i56" o:spid="_x0000_s56" type="#_x0000_t75" style="width:249.71pt;height:182.31pt;mso-wrap-distance-left:0.00pt;mso-wrap-distance-top:0.00pt;mso-wrap-distance-right:0.00pt;mso-wrap-distance-bottom:0.00pt;z-index:1;" stroked="false">
-                <v:imagedata r:id="rId35" o:title=""/>
+              <v:shape id="_x0000_i57" o:spid="_x0000_s57" type="#_x0000_t75" style="width:249.71pt;height:182.31pt;mso-wrap-distance-left:0.00pt;mso-wrap-distance-top:0.00pt;mso-wrap-distance-right:0.00pt;mso-wrap-distance-bottom:0.00pt;z-index:1;" stroked="false">
+                <v:imagedata r:id="rId36" o:title=""/>
                 <o:lock v:ext="edit" rotation="t"/>
               </v:shape>
             </w:pict>
@@ -10367,7 +10371,7 @@
               <wp:inline xmlns:wp="http://schemas.openxmlformats.org/drawingml/2006/wordprocessingDrawing" distT="0" distB="0" distL="0" distR="0">
                 <wp:extent cx="3891069" cy="2443834"/>
                 <wp:effectExtent l="0" t="0" r="0" b="0"/>
-                <wp:docPr id="23" name=""/>
+                <wp:docPr id="24" name=""/>
                 <wp:cNvGraphicFramePr>
                   <a:graphicFrameLocks xmlns:a="http://schemas.openxmlformats.org/drawingml/2006/main" noChangeAspect="1"/>
                 </wp:cNvGraphicFramePr>
@@ -10382,7 +10386,7 @@
                         <pic:nvPr/>
                       </pic:nvPicPr>
                       <pic:blipFill>
-                        <a:blip r:embed="rId36"/>
+                        <a:blip r:embed="rId37"/>
                         <a:stretch/>
                       </pic:blipFill>
                       <pic:spPr bwMode="auto">
@@ -10421,8 +10425,8 @@
                 <v:path o:extrusionok="f" gradientshapeok="t" o:connecttype="rect"/>
                 <o:lock v:ext="edit" aspectratio="t"/>
               </v:shapetype>
-              <v:shape id="_x0000_i57" o:spid="_x0000_s57" type="#_x0000_t75" style="width:306.38pt;height:192.43pt;mso-wrap-distance-left:0.00pt;mso-wrap-distance-top:0.00pt;mso-wrap-distance-right:0.00pt;mso-wrap-distance-bottom:0.00pt;z-index:1;" stroked="false">
-                <v:imagedata r:id="rId36" o:title=""/>
+              <v:shape id="_x0000_i58" o:spid="_x0000_s58" type="#_x0000_t75" style="width:306.38pt;height:192.43pt;mso-wrap-distance-left:0.00pt;mso-wrap-distance-top:0.00pt;mso-wrap-distance-right:0.00pt;mso-wrap-distance-bottom:0.00pt;z-index:1;" stroked="false">
+                <v:imagedata r:id="rId37" o:title=""/>
                 <o:lock v:ext="edit" rotation="t"/>
               </v:shape>
             </w:pict>
